--- a/20_L01_BTVN.docx
+++ b/20_L01_BTVN.docx
@@ -1,6 +1,6 @@
 
 <file path=word/document.xml><?xml version="1.0" encoding="utf-8"?>
-<w:document xmlns:wpc="http://schemas.microsoft.com/office/word/2010/wordprocessingCanvas" xmlns:cx="http://schemas.microsoft.com/office/drawing/2014/chartex" xmlns:cx1="http://schemas.microsoft.com/office/drawing/2015/9/8/chartex" xmlns:cx2="http://schemas.microsoft.com/office/drawing/2015/10/21/chartex" xmlns:cx3="http://schemas.microsoft.com/office/drawing/2016/5/9/chartex" xmlns:cx4="http://schemas.microsoft.com/office/drawing/2016/5/10/chartex" xmlns:cx5="http://schemas.microsoft.com/office/drawing/2016/5/11/chartex" xmlns:cx6="http://schemas.microsoft.com/office/drawing/2016/5/12/chartex" xmlns:cx7="http://schemas.microsoft.com/office/drawing/2016/5/13/chartex" xmlns:cx8="http://schemas.microsoft.com/office/drawing/2016/5/14/chartex" xmlns:mc="http://schemas.openxmlformats.org/markup-compatibility/2006" xmlns:aink="http://schemas.microsoft.com/office/drawing/2016/ink" xmlns:am3d="http://schemas.microsoft.com/office/drawing/2017/model3d" xmlns:o="urn:schemas-microsoft-com:office:office" xmlns:oel="http://schemas.microsoft.com/office/2019/extlst" xmlns:r="http://schemas.openxmlformats.org/officeDocument/2006/relationships" xmlns:m="http://schemas.openxmlformats.org/officeDocument/2006/math" xmlns:v="urn:schemas-microsoft-com:vml" xmlns:wp14="http://schemas.microsoft.com/office/word/2010/wordprocessingDrawing" xmlns:wp="http://schemas.openxmlformats.org/drawingml/2006/wordprocessingDrawing" xmlns:w10="urn:schemas-microsoft-com:office:word" xmlns:w="http://schemas.openxmlformats.org/wordprocessingml/2006/main" xmlns:w14="http://schemas.microsoft.com/office/word/2010/wordml" xmlns:w15="http://schemas.microsoft.com/office/word/2012/wordml" xmlns:w16cex="http://schemas.microsoft.com/office/word/2018/wordml/cex" xmlns:w16cid="http://schemas.microsoft.com/office/word/2016/wordml/cid" xmlns:w16="http://schemas.microsoft.com/office/word/2018/wordml" xmlns:w16du="http://schemas.microsoft.com/office/word/2023/wordml/word16du" xmlns:w16sdtdh="http://schemas.microsoft.com/office/word/2020/wordml/sdtdatahash" xmlns:w16se="http://schemas.microsoft.com/office/word/2015/wordml/symex" xmlns:wpg="http://schemas.microsoft.com/office/word/2010/wordprocessingGroup" xmlns:wpi="http://schemas.microsoft.com/office/word/2010/wordprocessingInk" xmlns:wne="http://schemas.microsoft.com/office/word/2006/wordml" xmlns:wps="http://schemas.microsoft.com/office/word/2010/wordprocessingShape" mc:Ignorable="w14 w15 w16se w16cid w16 w16cex w16sdtdh w16du wp14">
+<w:document xmlns:wpc="http://schemas.microsoft.com/office/word/2010/wordprocessingCanvas" xmlns:cx="http://schemas.microsoft.com/office/drawing/2014/chartex" xmlns:mc="http://schemas.openxmlformats.org/markup-compatibility/2006" xmlns:o="urn:schemas-microsoft-com:office:office" xmlns:r="http://schemas.openxmlformats.org/officeDocument/2006/relationships" xmlns:m="http://schemas.openxmlformats.org/officeDocument/2006/math" xmlns:v="urn:schemas-microsoft-com:vml" xmlns:wp14="http://schemas.microsoft.com/office/word/2010/wordprocessingDrawing" xmlns:wp="http://schemas.openxmlformats.org/drawingml/2006/wordprocessingDrawing" xmlns:w10="urn:schemas-microsoft-com:office:word" xmlns:w="http://schemas.openxmlformats.org/wordprocessingml/2006/main" xmlns:w14="http://schemas.microsoft.com/office/word/2010/wordml" xmlns:w15="http://schemas.microsoft.com/office/word/2012/wordml" xmlns:w16se="http://schemas.microsoft.com/office/word/2015/wordml/symex" xmlns:wpg="http://schemas.microsoft.com/office/word/2010/wordprocessingGroup" xmlns:wpi="http://schemas.microsoft.com/office/word/2010/wordprocessingInk" xmlns:wne="http://schemas.microsoft.com/office/word/2006/wordml" xmlns:wps="http://schemas.microsoft.com/office/word/2010/wordprocessingShape" mc:Ignorable="w14 w15 w16se wp14">
   <w:body>
     <w:p>
       <w:pPr>
@@ -86,7 +86,7 @@
                     </pic:cNvPicPr>
                   </pic:nvPicPr>
                   <pic:blipFill>
-                    <a:blip r:embed="rId6"/>
+                    <a:blip r:embed="rId8"/>
                     <a:stretch>
                       <a:fillRect/>
                     </a:stretch>
@@ -176,14 +176,9 @@
           <w:sz w:val="36"/>
           <w:szCs w:val="36"/>
         </w:rPr>
-        <w:t>GVHD: Bùi Quốc Bảo</w:t>
-      </w:r>
-    </w:p>
-    <w:p>
-      <w:pPr>
-        <w:spacing w:line="360" w:lineRule="auto"/>
-        <w:ind w:left="709" w:hanging="349"/>
-        <w:jc w:val="center"/>
+        <w:t xml:space="preserve">GVHD: </w:t>
+      </w:r>
+      <w:r>
         <w:rPr>
           <w:rFonts w:ascii="Times New Roman" w:hAnsi="Times New Roman" w:cs="Times New Roman"/>
           <w:b/>
@@ -191,13 +186,40 @@
           <w:sz w:val="36"/>
           <w:szCs w:val="36"/>
         </w:rPr>
-      </w:pPr>
-    </w:p>
-    <w:p>
-      <w:pPr>
-        <w:spacing w:line="360" w:lineRule="auto"/>
-        <w:rPr>
-          <w:rFonts w:ascii="Times New Roman" w:hAnsi="Times New Roman" w:cs="Times New Roman"/>
+        <w:t xml:space="preserve">THS. </w:t>
+      </w:r>
+      <w:r>
+        <w:rPr>
+          <w:rFonts w:ascii="Times New Roman" w:hAnsi="Times New Roman" w:cs="Times New Roman"/>
+          <w:b/>
+          <w:bCs/>
+          <w:sz w:val="36"/>
+          <w:szCs w:val="36"/>
+        </w:rPr>
+        <w:t>Bùi Quốc Bảo</w:t>
+      </w:r>
+    </w:p>
+    <w:p>
+      <w:pPr>
+        <w:spacing w:line="360" w:lineRule="auto"/>
+        <w:ind w:left="709" w:hanging="349"/>
+        <w:jc w:val="center"/>
+        <w:rPr>
+          <w:rFonts w:ascii="Times New Roman" w:hAnsi="Times New Roman" w:cs="Times New Roman"/>
+          <w:b/>
+          <w:bCs/>
+          <w:sz w:val="36"/>
+          <w:szCs w:val="36"/>
+        </w:rPr>
+      </w:pPr>
+    </w:p>
+    <w:p>
+      <w:pPr>
+        <w:spacing w:line="360" w:lineRule="auto"/>
+        <w:jc w:val="center"/>
+        <w:rPr>
+          <w:rFonts w:ascii="Times New Roman" w:hAnsi="Times New Roman" w:cs="Times New Roman"/>
+          <w:b/>
           <w:sz w:val="26"/>
           <w:szCs w:val="26"/>
         </w:rPr>
@@ -205,14 +227,16 @@
       <w:r>
         <w:rPr>
           <w:rFonts w:ascii="Times New Roman" w:hAnsi="Times New Roman" w:cs="Times New Roman"/>
+          <w:b/>
           <w:sz w:val="26"/>
           <w:szCs w:val="26"/>
         </w:rPr>
-        <w:t>Sinh viên hướng dẫn</w:t>
-      </w:r>
-      <w:r>
-        <w:rPr>
-          <w:rFonts w:ascii="Times New Roman" w:hAnsi="Times New Roman" w:cs="Times New Roman"/>
+        <w:t>Sinh viên thực hiện</w:t>
+      </w:r>
+      <w:r>
+        <w:rPr>
+          <w:rFonts w:ascii="Times New Roman" w:hAnsi="Times New Roman" w:cs="Times New Roman"/>
+          <w:b/>
           <w:sz w:val="26"/>
           <w:szCs w:val="26"/>
         </w:rPr>
@@ -223,7 +247,7 @@
       <w:tblPr>
         <w:tblStyle w:val="TableGrid"/>
         <w:tblW w:w="0" w:type="auto"/>
-        <w:jc w:val="center"/>
+        <w:tblInd w:w="-5" w:type="dxa"/>
         <w:tblLook w:val="04A0" w:firstRow="1" w:lastRow="0" w:firstColumn="1" w:lastColumn="0" w:noHBand="0" w:noVBand="1"/>
       </w:tblPr>
       <w:tblGrid>
@@ -233,11 +257,12 @@
       </w:tblGrid>
       <w:tr>
         <w:trPr>
-          <w:jc w:val="center"/>
+          <w:trHeight w:val="487"/>
         </w:trPr>
         <w:tc>
           <w:tcPr>
             <w:tcW w:w="1364" w:type="dxa"/>
+            <w:vAlign w:val="bottom"/>
           </w:tcPr>
           <w:p>
             <w:pPr>
@@ -266,6 +291,7 @@
         <w:tc>
           <w:tcPr>
             <w:tcW w:w="2996" w:type="dxa"/>
+            <w:vAlign w:val="bottom"/>
           </w:tcPr>
           <w:p>
             <w:pPr>
@@ -294,6 +320,7 @@
         <w:tc>
           <w:tcPr>
             <w:tcW w:w="4990" w:type="dxa"/>
+            <w:vAlign w:val="bottom"/>
           </w:tcPr>
           <w:p>
             <w:pPr>
@@ -322,11 +349,12 @@
       </w:tr>
       <w:tr>
         <w:trPr>
-          <w:jc w:val="center"/>
+          <w:trHeight w:val="551"/>
         </w:trPr>
         <w:tc>
           <w:tcPr>
             <w:tcW w:w="1364" w:type="dxa"/>
+            <w:vAlign w:val="bottom"/>
           </w:tcPr>
           <w:p>
             <w:pPr>
@@ -351,7 +379,7 @@
         <w:tc>
           <w:tcPr>
             <w:tcW w:w="2996" w:type="dxa"/>
-            <w:vAlign w:val="center"/>
+            <w:vAlign w:val="bottom"/>
           </w:tcPr>
           <w:p>
             <w:pPr>
@@ -376,7 +404,7 @@
         <w:tc>
           <w:tcPr>
             <w:tcW w:w="4990" w:type="dxa"/>
-            <w:vAlign w:val="center"/>
+            <w:vAlign w:val="bottom"/>
           </w:tcPr>
           <w:p>
             <w:pPr>
@@ -394,7 +422,7 @@
                 <w:sz w:val="26"/>
                 <w:szCs w:val="26"/>
               </w:rPr>
-              <w:t>Ho</w:t>
+              <w:t>H</w:t>
             </w:r>
             <w:r>
               <w:rPr>
@@ -417,11 +445,12 @@
       </w:tr>
       <w:tr>
         <w:trPr>
-          <w:jc w:val="center"/>
+          <w:trHeight w:val="559"/>
         </w:trPr>
         <w:tc>
           <w:tcPr>
             <w:tcW w:w="1364" w:type="dxa"/>
+            <w:vAlign w:val="bottom"/>
           </w:tcPr>
           <w:p>
             <w:pPr>
@@ -446,7 +475,7 @@
         <w:tc>
           <w:tcPr>
             <w:tcW w:w="2996" w:type="dxa"/>
-            <w:vAlign w:val="center"/>
+            <w:vAlign w:val="bottom"/>
           </w:tcPr>
           <w:p>
             <w:pPr>
@@ -471,7 +500,7 @@
         <w:tc>
           <w:tcPr>
             <w:tcW w:w="4990" w:type="dxa"/>
-            <w:vAlign w:val="center"/>
+            <w:vAlign w:val="bottom"/>
           </w:tcPr>
           <w:p>
             <w:pPr>
@@ -496,11 +525,12 @@
       </w:tr>
       <w:tr>
         <w:trPr>
-          <w:jc w:val="center"/>
+          <w:trHeight w:val="567"/>
         </w:trPr>
         <w:tc>
           <w:tcPr>
             <w:tcW w:w="1364" w:type="dxa"/>
+            <w:vAlign w:val="bottom"/>
           </w:tcPr>
           <w:p>
             <w:pPr>
@@ -525,6 +555,7 @@
         <w:tc>
           <w:tcPr>
             <w:tcW w:w="2996" w:type="dxa"/>
+            <w:vAlign w:val="bottom"/>
           </w:tcPr>
           <w:p>
             <w:pPr>
@@ -549,6 +580,7 @@
         <w:tc>
           <w:tcPr>
             <w:tcW w:w="4990" w:type="dxa"/>
+            <w:vAlign w:val="bottom"/>
           </w:tcPr>
           <w:p>
             <w:pPr>
@@ -603,17 +635,31 @@
         <w:jc w:val="center"/>
         <w:rPr>
           <w:rFonts w:ascii="Times New Roman" w:hAnsi="Times New Roman" w:cs="Times New Roman"/>
+          <w:b/>
           <w:sz w:val="30"/>
           <w:szCs w:val="30"/>
         </w:rPr>
-      </w:pPr>
-      <w:r>
-        <w:rPr>
-          <w:rFonts w:ascii="Times New Roman" w:hAnsi="Times New Roman" w:cs="Times New Roman"/>
+        <w:sectPr>
+          <w:pgSz w:w="12240" w:h="15840"/>
+          <w:pgMar w:top="1440" w:right="1440" w:bottom="1440" w:left="1440" w:header="720" w:footer="720" w:gutter="0"/>
+          <w:pgBorders w:display="firstPage" w:offsetFrom="page">
+            <w:top w:val="twistedLines1" w:sz="18" w:space="24" w:color="0F4761" w:themeColor="accent1" w:themeShade="BF"/>
+            <w:left w:val="twistedLines1" w:sz="18" w:space="24" w:color="0F4761" w:themeColor="accent1" w:themeShade="BF"/>
+            <w:bottom w:val="twistedLines1" w:sz="18" w:space="24" w:color="0F4761" w:themeColor="accent1" w:themeShade="BF"/>
+            <w:right w:val="twistedLines1" w:sz="18" w:space="24" w:color="0F4761" w:themeColor="accent1" w:themeShade="BF"/>
+          </w:pgBorders>
+          <w:cols w:space="720"/>
+          <w:docGrid w:linePitch="360"/>
+        </w:sectPr>
+      </w:pPr>
+      <w:r>
+        <w:rPr>
+          <w:rFonts w:ascii="Times New Roman" w:hAnsi="Times New Roman" w:cs="Times New Roman"/>
+          <w:b/>
           <w:sz w:val="30"/>
           <w:szCs w:val="30"/>
         </w:rPr>
-        <w:t>2024-HCM</w:t>
+        <w:t>TP. HỒ CHÍ MINH, NĂM 2024</w:t>
       </w:r>
     </w:p>
     <w:p>
@@ -624,14 +670,15 @@
           <w:numId w:val="7"/>
         </w:numPr>
         <w:spacing w:line="360" w:lineRule="auto"/>
-        <w:ind w:left="709" w:hanging="349"/>
+        <w:ind w:left="142" w:firstLine="0"/>
         <w:jc w:val="both"/>
+        <w:outlineLvl w:val="0"/>
         <w:rPr>
           <w:rFonts w:ascii="Times New Roman" w:hAnsi="Times New Roman" w:cs="Times New Roman"/>
           <w:b/>
           <w:bCs/>
-          <w:sz w:val="26"/>
-          <w:szCs w:val="26"/>
+          <w:sz w:val="32"/>
+          <w:szCs w:val="32"/>
         </w:rPr>
       </w:pPr>
       <w:r>
@@ -639,11 +686,11 @@
           <w:rFonts w:ascii="Times New Roman" w:hAnsi="Times New Roman" w:cs="Times New Roman"/>
           <w:b/>
           <w:bCs/>
-          <w:sz w:val="26"/>
-          <w:szCs w:val="26"/>
+          <w:sz w:val="32"/>
+          <w:szCs w:val="32"/>
         </w:rPr>
         <w:lastRenderedPageBreak/>
-        <w:t>Requirement:</w:t>
+        <w:t>Requirement</w:t>
       </w:r>
     </w:p>
     <w:p>
@@ -656,15 +703,15 @@
         <w:jc w:val="both"/>
         <w:rPr>
           <w:rFonts w:ascii="Times New Roman" w:hAnsi="Times New Roman" w:cs="Times New Roman"/>
-          <w:sz w:val="26"/>
-          <w:szCs w:val="26"/>
-        </w:rPr>
-      </w:pPr>
-      <w:r>
-        <w:rPr>
-          <w:rFonts w:ascii="Times New Roman" w:hAnsi="Times New Roman" w:cs="Times New Roman"/>
-          <w:sz w:val="26"/>
-          <w:szCs w:val="26"/>
+          <w:sz w:val="28"/>
+          <w:szCs w:val="28"/>
+        </w:rPr>
+      </w:pPr>
+      <w:r>
+        <w:rPr>
+          <w:rFonts w:ascii="Times New Roman" w:hAnsi="Times New Roman" w:cs="Times New Roman"/>
+          <w:sz w:val="28"/>
+          <w:szCs w:val="28"/>
         </w:rPr>
         <w:t xml:space="preserve">Name: Thiết bị hiển thị nhiệt độ và độ ẩm cầm tay sử dụng cảm biến DHT11, vi điều khiển STM32 </w:t>
       </w:r>
@@ -679,17 +726,25 @@
         <w:jc w:val="both"/>
         <w:rPr>
           <w:rFonts w:ascii="Times New Roman" w:hAnsi="Times New Roman" w:cs="Times New Roman"/>
-          <w:sz w:val="26"/>
-          <w:szCs w:val="26"/>
-        </w:rPr>
-      </w:pPr>
-      <w:r>
-        <w:rPr>
-          <w:rFonts w:ascii="Times New Roman" w:hAnsi="Times New Roman" w:cs="Times New Roman"/>
-          <w:sz w:val="26"/>
-          <w:szCs w:val="26"/>
-        </w:rPr>
-        <w:t>Purpose: Thiết bị cầm tay dùng để đo và hiển thị nhiệt độ, độ ẩm không khí xung quanh, sử dụng màn hình LCD và cảm biến DHT11. Hệ thống sử dụng pin sạc 5V, cấp nguồn cho các linh kiện với mức điện áp phù hợp: 5V cho màn hình LCD và 3.3V cho vi điều khiển STM32 và cảm biến..</w:t>
+          <w:sz w:val="28"/>
+          <w:szCs w:val="28"/>
+        </w:rPr>
+      </w:pPr>
+      <w:r>
+        <w:rPr>
+          <w:rFonts w:ascii="Times New Roman" w:hAnsi="Times New Roman" w:cs="Times New Roman"/>
+          <w:sz w:val="28"/>
+          <w:szCs w:val="28"/>
+        </w:rPr>
+        <w:t>Purpose: Thiết bị cầm tay dùng để đo và hiển thị nhiệt độ, độ ẩm không khí xung quanh, sử dụng màn hình LCD và cảm biến DHT11. Hệ thống sử dụng pin sạc 5V, cấp nguồn cho các linh kiện với mức điện áp phù hợp: 5V cho màn hình LCD và 3.3V cho vi điều khiển STM32 và cảm biế</w:t>
+      </w:r>
+      <w:r>
+        <w:rPr>
+          <w:rFonts w:ascii="Times New Roman" w:hAnsi="Times New Roman" w:cs="Times New Roman"/>
+          <w:sz w:val="28"/>
+          <w:szCs w:val="28"/>
+        </w:rPr>
+        <w:t>n,…</w:t>
       </w:r>
     </w:p>
     <w:p>
@@ -702,15 +757,15 @@
         <w:jc w:val="both"/>
         <w:rPr>
           <w:rFonts w:ascii="Times New Roman" w:hAnsi="Times New Roman" w:cs="Times New Roman"/>
-          <w:sz w:val="26"/>
-          <w:szCs w:val="26"/>
-        </w:rPr>
-      </w:pPr>
-      <w:r>
-        <w:rPr>
-          <w:rFonts w:ascii="Times New Roman" w:hAnsi="Times New Roman" w:cs="Times New Roman"/>
-          <w:sz w:val="26"/>
-          <w:szCs w:val="26"/>
+          <w:sz w:val="28"/>
+          <w:szCs w:val="28"/>
+        </w:rPr>
+      </w:pPr>
+      <w:r>
+        <w:rPr>
+          <w:rFonts w:ascii="Times New Roman" w:hAnsi="Times New Roman" w:cs="Times New Roman"/>
+          <w:sz w:val="28"/>
+          <w:szCs w:val="28"/>
         </w:rPr>
         <w:t>Inputs &amp; Outputs:</w:t>
       </w:r>
@@ -725,15 +780,15 @@
         <w:jc w:val="both"/>
         <w:rPr>
           <w:rFonts w:ascii="Times New Roman" w:hAnsi="Times New Roman" w:cs="Times New Roman"/>
-          <w:sz w:val="26"/>
-          <w:szCs w:val="26"/>
-        </w:rPr>
-      </w:pPr>
-      <w:r>
-        <w:rPr>
-          <w:rFonts w:ascii="Times New Roman" w:hAnsi="Times New Roman" w:cs="Times New Roman"/>
-          <w:sz w:val="26"/>
-          <w:szCs w:val="26"/>
+          <w:sz w:val="28"/>
+          <w:szCs w:val="28"/>
+        </w:rPr>
+      </w:pPr>
+      <w:r>
+        <w:rPr>
+          <w:rFonts w:ascii="Times New Roman" w:hAnsi="Times New Roman" w:cs="Times New Roman"/>
+          <w:sz w:val="28"/>
+          <w:szCs w:val="28"/>
         </w:rPr>
         <w:t>Inputs:</w:t>
       </w:r>
@@ -748,15 +803,15 @@
         <w:jc w:val="both"/>
         <w:rPr>
           <w:rFonts w:ascii="Times New Roman" w:hAnsi="Times New Roman" w:cs="Times New Roman"/>
-          <w:sz w:val="26"/>
-          <w:szCs w:val="26"/>
-        </w:rPr>
-      </w:pPr>
-      <w:r>
-        <w:rPr>
-          <w:rFonts w:ascii="Times New Roman" w:hAnsi="Times New Roman" w:cs="Times New Roman"/>
-          <w:sz w:val="26"/>
-          <w:szCs w:val="26"/>
+          <w:sz w:val="28"/>
+          <w:szCs w:val="28"/>
+        </w:rPr>
+      </w:pPr>
+      <w:r>
+        <w:rPr>
+          <w:rFonts w:ascii="Times New Roman" w:hAnsi="Times New Roman" w:cs="Times New Roman"/>
+          <w:sz w:val="28"/>
+          <w:szCs w:val="28"/>
         </w:rPr>
         <w:t>Cảm biến DHT11 đo nhiệt độ và độ ẩm không khí.</w:t>
       </w:r>
@@ -771,15 +826,15 @@
         <w:jc w:val="both"/>
         <w:rPr>
           <w:rFonts w:ascii="Times New Roman" w:hAnsi="Times New Roman" w:cs="Times New Roman"/>
-          <w:sz w:val="26"/>
-          <w:szCs w:val="26"/>
-        </w:rPr>
-      </w:pPr>
-      <w:r>
-        <w:rPr>
-          <w:rFonts w:ascii="Times New Roman" w:hAnsi="Times New Roman" w:cs="Times New Roman"/>
-          <w:sz w:val="26"/>
-          <w:szCs w:val="26"/>
+          <w:sz w:val="28"/>
+          <w:szCs w:val="28"/>
+        </w:rPr>
+      </w:pPr>
+      <w:r>
+        <w:rPr>
+          <w:rFonts w:ascii="Times New Roman" w:hAnsi="Times New Roman" w:cs="Times New Roman"/>
+          <w:sz w:val="28"/>
+          <w:szCs w:val="28"/>
         </w:rPr>
         <w:t>Công tắc ON/OFF để bật/tắt hệ thống.</w:t>
       </w:r>
@@ -794,15 +849,15 @@
         <w:jc w:val="both"/>
         <w:rPr>
           <w:rFonts w:ascii="Times New Roman" w:hAnsi="Times New Roman" w:cs="Times New Roman"/>
-          <w:sz w:val="26"/>
-          <w:szCs w:val="26"/>
-        </w:rPr>
-      </w:pPr>
-      <w:r>
-        <w:rPr>
-          <w:rFonts w:ascii="Times New Roman" w:hAnsi="Times New Roman" w:cs="Times New Roman"/>
-          <w:sz w:val="26"/>
-          <w:szCs w:val="26"/>
+          <w:sz w:val="28"/>
+          <w:szCs w:val="28"/>
+        </w:rPr>
+      </w:pPr>
+      <w:r>
+        <w:rPr>
+          <w:rFonts w:ascii="Times New Roman" w:hAnsi="Times New Roman" w:cs="Times New Roman"/>
+          <w:sz w:val="28"/>
+          <w:szCs w:val="28"/>
         </w:rPr>
         <w:t>Nút nhấn điều chỉnh (nếu cần) để thay đổi chế độ hiển thị(hiện mỗi nhiệt độ, độ ẩm, cả 2).</w:t>
       </w:r>
@@ -817,15 +872,15 @@
         <w:jc w:val="both"/>
         <w:rPr>
           <w:rFonts w:ascii="Times New Roman" w:hAnsi="Times New Roman" w:cs="Times New Roman"/>
-          <w:sz w:val="26"/>
-          <w:szCs w:val="26"/>
-        </w:rPr>
-      </w:pPr>
-      <w:r>
-        <w:rPr>
-          <w:rFonts w:ascii="Times New Roman" w:hAnsi="Times New Roman" w:cs="Times New Roman"/>
-          <w:sz w:val="26"/>
-          <w:szCs w:val="26"/>
+          <w:sz w:val="28"/>
+          <w:szCs w:val="28"/>
+        </w:rPr>
+      </w:pPr>
+      <w:r>
+        <w:rPr>
+          <w:rFonts w:ascii="Times New Roman" w:hAnsi="Times New Roman" w:cs="Times New Roman"/>
+          <w:sz w:val="28"/>
+          <w:szCs w:val="28"/>
         </w:rPr>
         <w:t>Outputs:</w:t>
       </w:r>
@@ -840,15 +895,15 @@
         <w:jc w:val="both"/>
         <w:rPr>
           <w:rFonts w:ascii="Times New Roman" w:hAnsi="Times New Roman" w:cs="Times New Roman"/>
-          <w:sz w:val="26"/>
-          <w:szCs w:val="26"/>
-        </w:rPr>
-      </w:pPr>
-      <w:r>
-        <w:rPr>
-          <w:rFonts w:ascii="Times New Roman" w:hAnsi="Times New Roman" w:cs="Times New Roman"/>
-          <w:sz w:val="26"/>
-          <w:szCs w:val="26"/>
+          <w:sz w:val="28"/>
+          <w:szCs w:val="28"/>
+        </w:rPr>
+      </w:pPr>
+      <w:r>
+        <w:rPr>
+          <w:rFonts w:ascii="Times New Roman" w:hAnsi="Times New Roman" w:cs="Times New Roman"/>
+          <w:sz w:val="28"/>
+          <w:szCs w:val="28"/>
         </w:rPr>
         <w:t>Màn hình LCD 16x2 hiển thị nhiệt độ và độ ẩm theo thời gian thực.</w:t>
       </w:r>
@@ -863,15 +918,15 @@
         <w:jc w:val="both"/>
         <w:rPr>
           <w:rFonts w:ascii="Times New Roman" w:hAnsi="Times New Roman" w:cs="Times New Roman"/>
-          <w:sz w:val="26"/>
-          <w:szCs w:val="26"/>
-        </w:rPr>
-      </w:pPr>
-      <w:r>
-        <w:rPr>
-          <w:rFonts w:ascii="Times New Roman" w:hAnsi="Times New Roman" w:cs="Times New Roman"/>
-          <w:sz w:val="26"/>
-          <w:szCs w:val="26"/>
+          <w:sz w:val="28"/>
+          <w:szCs w:val="28"/>
+        </w:rPr>
+      </w:pPr>
+      <w:r>
+        <w:rPr>
+          <w:rFonts w:ascii="Times New Roman" w:hAnsi="Times New Roman" w:cs="Times New Roman"/>
+          <w:sz w:val="28"/>
+          <w:szCs w:val="28"/>
         </w:rPr>
         <w:t>Use Case:</w:t>
       </w:r>
@@ -886,15 +941,15 @@
         <w:jc w:val="both"/>
         <w:rPr>
           <w:rFonts w:ascii="Times New Roman" w:hAnsi="Times New Roman" w:cs="Times New Roman"/>
-          <w:sz w:val="26"/>
-          <w:szCs w:val="26"/>
-        </w:rPr>
-      </w:pPr>
-      <w:r>
-        <w:rPr>
-          <w:rFonts w:ascii="Times New Roman" w:hAnsi="Times New Roman" w:cs="Times New Roman"/>
-          <w:sz w:val="26"/>
-          <w:szCs w:val="26"/>
+          <w:sz w:val="28"/>
+          <w:szCs w:val="28"/>
+        </w:rPr>
+      </w:pPr>
+      <w:r>
+        <w:rPr>
+          <w:rFonts w:ascii="Times New Roman" w:hAnsi="Times New Roman" w:cs="Times New Roman"/>
+          <w:sz w:val="28"/>
+          <w:szCs w:val="28"/>
         </w:rPr>
         <w:t>Người dùng bật thiết bị bằng cách nhấn nút ON. Cảm biến DHT11 sẽ đo nhiệt độ và độ ẩm.</w:t>
       </w:r>
@@ -909,15 +964,15 @@
         <w:jc w:val="both"/>
         <w:rPr>
           <w:rFonts w:ascii="Times New Roman" w:hAnsi="Times New Roman" w:cs="Times New Roman"/>
-          <w:sz w:val="26"/>
-          <w:szCs w:val="26"/>
-        </w:rPr>
-      </w:pPr>
-      <w:r>
-        <w:rPr>
-          <w:rFonts w:ascii="Times New Roman" w:hAnsi="Times New Roman" w:cs="Times New Roman"/>
-          <w:sz w:val="26"/>
-          <w:szCs w:val="26"/>
+          <w:sz w:val="28"/>
+          <w:szCs w:val="28"/>
+        </w:rPr>
+      </w:pPr>
+      <w:r>
+        <w:rPr>
+          <w:rFonts w:ascii="Times New Roman" w:hAnsi="Times New Roman" w:cs="Times New Roman"/>
+          <w:sz w:val="28"/>
+          <w:szCs w:val="28"/>
         </w:rPr>
         <w:t>Kết quả được hiển thị trên màn hình LCD 16x2 với định dạng:</w:t>
       </w:r>
@@ -932,15 +987,15 @@
         <w:jc w:val="both"/>
         <w:rPr>
           <w:rFonts w:ascii="Times New Roman" w:hAnsi="Times New Roman" w:cs="Times New Roman"/>
-          <w:sz w:val="26"/>
-          <w:szCs w:val="26"/>
-        </w:rPr>
-      </w:pPr>
-      <w:r>
-        <w:rPr>
-          <w:rFonts w:ascii="Times New Roman" w:hAnsi="Times New Roman" w:cs="Times New Roman"/>
-          <w:sz w:val="26"/>
-          <w:szCs w:val="26"/>
+          <w:sz w:val="28"/>
+          <w:szCs w:val="28"/>
+        </w:rPr>
+      </w:pPr>
+      <w:r>
+        <w:rPr>
+          <w:rFonts w:ascii="Times New Roman" w:hAnsi="Times New Roman" w:cs="Times New Roman"/>
+          <w:sz w:val="28"/>
+          <w:szCs w:val="28"/>
         </w:rPr>
         <w:t>Dòng 1: Nhiệt độ hiện tại (°C).</w:t>
       </w:r>
@@ -955,15 +1010,15 @@
         <w:jc w:val="both"/>
         <w:rPr>
           <w:rFonts w:ascii="Times New Roman" w:hAnsi="Times New Roman" w:cs="Times New Roman"/>
-          <w:sz w:val="26"/>
-          <w:szCs w:val="26"/>
-        </w:rPr>
-      </w:pPr>
-      <w:r>
-        <w:rPr>
-          <w:rFonts w:ascii="Times New Roman" w:hAnsi="Times New Roman" w:cs="Times New Roman"/>
-          <w:sz w:val="26"/>
-          <w:szCs w:val="26"/>
+          <w:sz w:val="28"/>
+          <w:szCs w:val="28"/>
+        </w:rPr>
+      </w:pPr>
+      <w:r>
+        <w:rPr>
+          <w:rFonts w:ascii="Times New Roman" w:hAnsi="Times New Roman" w:cs="Times New Roman"/>
+          <w:sz w:val="28"/>
+          <w:szCs w:val="28"/>
         </w:rPr>
         <w:t>Dòng 2: Độ ẩm hiện tại (%).</w:t>
       </w:r>
@@ -978,15 +1033,15 @@
         <w:jc w:val="both"/>
         <w:rPr>
           <w:rFonts w:ascii="Times New Roman" w:hAnsi="Times New Roman" w:cs="Times New Roman"/>
-          <w:sz w:val="26"/>
-          <w:szCs w:val="26"/>
-        </w:rPr>
-      </w:pPr>
-      <w:r>
-        <w:rPr>
-          <w:rFonts w:ascii="Times New Roman" w:hAnsi="Times New Roman" w:cs="Times New Roman"/>
-          <w:sz w:val="26"/>
-          <w:szCs w:val="26"/>
+          <w:sz w:val="28"/>
+          <w:szCs w:val="28"/>
+        </w:rPr>
+      </w:pPr>
+      <w:r>
+        <w:rPr>
+          <w:rFonts w:ascii="Times New Roman" w:hAnsi="Times New Roman" w:cs="Times New Roman"/>
+          <w:sz w:val="28"/>
+          <w:szCs w:val="28"/>
         </w:rPr>
         <w:t>Thiết bị tự động cập nhật dữ liệu mỗi 2 giây.</w:t>
       </w:r>
@@ -1001,16 +1056,17 @@
         <w:jc w:val="both"/>
         <w:rPr>
           <w:rFonts w:ascii="Times New Roman" w:hAnsi="Times New Roman" w:cs="Times New Roman"/>
-          <w:sz w:val="26"/>
-          <w:szCs w:val="26"/>
-        </w:rPr>
-      </w:pPr>
-      <w:r>
-        <w:rPr>
-          <w:rFonts w:ascii="Times New Roman" w:hAnsi="Times New Roman" w:cs="Times New Roman"/>
-          <w:sz w:val="26"/>
-          <w:szCs w:val="26"/>
-        </w:rPr>
+          <w:sz w:val="28"/>
+          <w:szCs w:val="28"/>
+        </w:rPr>
+      </w:pPr>
+      <w:r>
+        <w:rPr>
+          <w:rFonts w:ascii="Times New Roman" w:hAnsi="Times New Roman" w:cs="Times New Roman"/>
+          <w:sz w:val="28"/>
+          <w:szCs w:val="28"/>
+        </w:rPr>
+        <w:lastRenderedPageBreak/>
         <w:t>Người dùng có thể tắt hệ thống bằng cách nhấn nút OFF.</w:t>
       </w:r>
     </w:p>
@@ -1024,17 +1080,16 @@
         <w:jc w:val="both"/>
         <w:rPr>
           <w:rFonts w:ascii="Times New Roman" w:hAnsi="Times New Roman" w:cs="Times New Roman"/>
-          <w:sz w:val="26"/>
-          <w:szCs w:val="26"/>
-        </w:rPr>
-      </w:pPr>
-      <w:r>
-        <w:rPr>
-          <w:rFonts w:ascii="Times New Roman" w:hAnsi="Times New Roman" w:cs="Times New Roman"/>
-          <w:sz w:val="26"/>
-          <w:szCs w:val="26"/>
-        </w:rPr>
-        <w:lastRenderedPageBreak/>
+          <w:sz w:val="28"/>
+          <w:szCs w:val="28"/>
+        </w:rPr>
+      </w:pPr>
+      <w:r>
+        <w:rPr>
+          <w:rFonts w:ascii="Times New Roman" w:hAnsi="Times New Roman" w:cs="Times New Roman"/>
+          <w:sz w:val="28"/>
+          <w:szCs w:val="28"/>
+        </w:rPr>
         <w:t>Thiết bị được thiết kế để gắn cố định vào trong nhà và sử dụng nguồn điện trực tiếp từ ổ cắm điện.</w:t>
       </w:r>
     </w:p>
@@ -1048,15 +1103,15 @@
         <w:jc w:val="both"/>
         <w:rPr>
           <w:rFonts w:ascii="Times New Roman" w:hAnsi="Times New Roman" w:cs="Times New Roman"/>
-          <w:sz w:val="26"/>
-          <w:szCs w:val="26"/>
-        </w:rPr>
-      </w:pPr>
-      <w:r>
-        <w:rPr>
-          <w:rFonts w:ascii="Times New Roman" w:hAnsi="Times New Roman" w:cs="Times New Roman"/>
-          <w:sz w:val="26"/>
-          <w:szCs w:val="26"/>
+          <w:sz w:val="28"/>
+          <w:szCs w:val="28"/>
+        </w:rPr>
+      </w:pPr>
+      <w:r>
+        <w:rPr>
+          <w:rFonts w:ascii="Times New Roman" w:hAnsi="Times New Roman" w:cs="Times New Roman"/>
+          <w:sz w:val="28"/>
+          <w:szCs w:val="28"/>
         </w:rPr>
         <w:t>Functions:</w:t>
       </w:r>
@@ -1071,15 +1126,15 @@
         <w:jc w:val="both"/>
         <w:rPr>
           <w:rFonts w:ascii="Times New Roman" w:hAnsi="Times New Roman" w:cs="Times New Roman"/>
-          <w:sz w:val="26"/>
-          <w:szCs w:val="26"/>
-        </w:rPr>
-      </w:pPr>
-      <w:r>
-        <w:rPr>
-          <w:rFonts w:ascii="Times New Roman" w:hAnsi="Times New Roman" w:cs="Times New Roman"/>
-          <w:sz w:val="26"/>
-          <w:szCs w:val="26"/>
+          <w:sz w:val="28"/>
+          <w:szCs w:val="28"/>
+        </w:rPr>
+      </w:pPr>
+      <w:r>
+        <w:rPr>
+          <w:rFonts w:ascii="Times New Roman" w:hAnsi="Times New Roman" w:cs="Times New Roman"/>
+          <w:sz w:val="28"/>
+          <w:szCs w:val="28"/>
         </w:rPr>
         <w:t>Cảm biến DHT11: Đo nhiệt độ và độ ẩm không khí với độ chính xác ±2°C cho nhiệt độ và ±8% cho độ ẩm, sử dụng nguồn 3.3V.</w:t>
       </w:r>
@@ -1094,15 +1149,15 @@
         <w:jc w:val="both"/>
         <w:rPr>
           <w:rFonts w:ascii="Times New Roman" w:hAnsi="Times New Roman" w:cs="Times New Roman"/>
-          <w:sz w:val="26"/>
-          <w:szCs w:val="26"/>
-        </w:rPr>
-      </w:pPr>
-      <w:r>
-        <w:rPr>
-          <w:rFonts w:ascii="Times New Roman" w:hAnsi="Times New Roman" w:cs="Times New Roman"/>
-          <w:sz w:val="26"/>
-          <w:szCs w:val="26"/>
+          <w:sz w:val="28"/>
+          <w:szCs w:val="28"/>
+        </w:rPr>
+      </w:pPr>
+      <w:r>
+        <w:rPr>
+          <w:rFonts w:ascii="Times New Roman" w:hAnsi="Times New Roman" w:cs="Times New Roman"/>
+          <w:sz w:val="28"/>
+          <w:szCs w:val="28"/>
         </w:rPr>
         <w:t>Vi điều khiển STM32:</w:t>
       </w:r>
@@ -1117,15 +1172,15 @@
         <w:jc w:val="both"/>
         <w:rPr>
           <w:rFonts w:ascii="Times New Roman" w:hAnsi="Times New Roman" w:cs="Times New Roman"/>
-          <w:sz w:val="26"/>
-          <w:szCs w:val="26"/>
-        </w:rPr>
-      </w:pPr>
-      <w:r>
-        <w:rPr>
-          <w:rFonts w:ascii="Times New Roman" w:hAnsi="Times New Roman" w:cs="Times New Roman"/>
-          <w:sz w:val="26"/>
-          <w:szCs w:val="26"/>
+          <w:sz w:val="28"/>
+          <w:szCs w:val="28"/>
+        </w:rPr>
+      </w:pPr>
+      <w:r>
+        <w:rPr>
+          <w:rFonts w:ascii="Times New Roman" w:hAnsi="Times New Roman" w:cs="Times New Roman"/>
+          <w:sz w:val="28"/>
+          <w:szCs w:val="28"/>
         </w:rPr>
         <w:t>Nhận tín hiệu từ cảm biến, xử lý và hiển thị dữ liệu lên màn hình LCD.</w:t>
       </w:r>
@@ -1140,15 +1195,15 @@
         <w:jc w:val="both"/>
         <w:rPr>
           <w:rFonts w:ascii="Times New Roman" w:hAnsi="Times New Roman" w:cs="Times New Roman"/>
-          <w:sz w:val="26"/>
-          <w:szCs w:val="26"/>
-        </w:rPr>
-      </w:pPr>
-      <w:r>
-        <w:rPr>
-          <w:rFonts w:ascii="Times New Roman" w:hAnsi="Times New Roman" w:cs="Times New Roman"/>
-          <w:sz w:val="26"/>
-          <w:szCs w:val="26"/>
+          <w:sz w:val="28"/>
+          <w:szCs w:val="28"/>
+        </w:rPr>
+      </w:pPr>
+      <w:r>
+        <w:rPr>
+          <w:rFonts w:ascii="Times New Roman" w:hAnsi="Times New Roman" w:cs="Times New Roman"/>
+          <w:sz w:val="28"/>
+          <w:szCs w:val="28"/>
         </w:rPr>
         <w:t>Vi điều khiển hoạt động với điện áp 3.3V, phù hợp với cảm biến DHT11.</w:t>
       </w:r>
@@ -1163,15 +1218,15 @@
         <w:jc w:val="both"/>
         <w:rPr>
           <w:rFonts w:ascii="Times New Roman" w:hAnsi="Times New Roman" w:cs="Times New Roman"/>
-          <w:sz w:val="26"/>
-          <w:szCs w:val="26"/>
-        </w:rPr>
-      </w:pPr>
-      <w:r>
-        <w:rPr>
-          <w:rFonts w:ascii="Times New Roman" w:hAnsi="Times New Roman" w:cs="Times New Roman"/>
-          <w:sz w:val="26"/>
-          <w:szCs w:val="26"/>
+          <w:sz w:val="28"/>
+          <w:szCs w:val="28"/>
+        </w:rPr>
+      </w:pPr>
+      <w:r>
+        <w:rPr>
+          <w:rFonts w:ascii="Times New Roman" w:hAnsi="Times New Roman" w:cs="Times New Roman"/>
+          <w:sz w:val="28"/>
+          <w:szCs w:val="28"/>
         </w:rPr>
         <w:t>Nút nhấn ON/OFF: Bật hoặc tắt toàn bộ hệ thống.</w:t>
       </w:r>
@@ -1186,15 +1241,15 @@
         <w:jc w:val="both"/>
         <w:rPr>
           <w:rFonts w:ascii="Times New Roman" w:hAnsi="Times New Roman" w:cs="Times New Roman"/>
-          <w:sz w:val="26"/>
-          <w:szCs w:val="26"/>
-        </w:rPr>
-      </w:pPr>
-      <w:r>
-        <w:rPr>
-          <w:rFonts w:ascii="Times New Roman" w:hAnsi="Times New Roman" w:cs="Times New Roman"/>
-          <w:sz w:val="26"/>
-          <w:szCs w:val="26"/>
+          <w:sz w:val="28"/>
+          <w:szCs w:val="28"/>
+        </w:rPr>
+      </w:pPr>
+      <w:r>
+        <w:rPr>
+          <w:rFonts w:ascii="Times New Roman" w:hAnsi="Times New Roman" w:cs="Times New Roman"/>
+          <w:sz w:val="28"/>
+          <w:szCs w:val="28"/>
         </w:rPr>
         <w:t>Màn hình LCD:</w:t>
       </w:r>
@@ -1209,15 +1264,15 @@
         <w:jc w:val="both"/>
         <w:rPr>
           <w:rFonts w:ascii="Times New Roman" w:hAnsi="Times New Roman" w:cs="Times New Roman"/>
-          <w:sz w:val="26"/>
-          <w:szCs w:val="26"/>
-        </w:rPr>
-      </w:pPr>
-      <w:r>
-        <w:rPr>
-          <w:rFonts w:ascii="Times New Roman" w:hAnsi="Times New Roman" w:cs="Times New Roman"/>
-          <w:sz w:val="26"/>
-          <w:szCs w:val="26"/>
+          <w:sz w:val="28"/>
+          <w:szCs w:val="28"/>
+        </w:rPr>
+      </w:pPr>
+      <w:r>
+        <w:rPr>
+          <w:rFonts w:ascii="Times New Roman" w:hAnsi="Times New Roman" w:cs="Times New Roman"/>
+          <w:sz w:val="28"/>
+          <w:szCs w:val="28"/>
         </w:rPr>
         <w:t>Hiển thị giá trị nhiệt độ và độ ẩm hiện tại theo thời gian thực.</w:t>
       </w:r>
@@ -1232,15 +1287,15 @@
         <w:jc w:val="both"/>
         <w:rPr>
           <w:rFonts w:ascii="Times New Roman" w:hAnsi="Times New Roman" w:cs="Times New Roman"/>
-          <w:sz w:val="26"/>
-          <w:szCs w:val="26"/>
-        </w:rPr>
-      </w:pPr>
-      <w:r>
-        <w:rPr>
-          <w:rFonts w:ascii="Times New Roman" w:hAnsi="Times New Roman" w:cs="Times New Roman"/>
-          <w:sz w:val="26"/>
-          <w:szCs w:val="26"/>
+          <w:sz w:val="28"/>
+          <w:szCs w:val="28"/>
+        </w:rPr>
+      </w:pPr>
+      <w:r>
+        <w:rPr>
+          <w:rFonts w:ascii="Times New Roman" w:hAnsi="Times New Roman" w:cs="Times New Roman"/>
+          <w:sz w:val="28"/>
+          <w:szCs w:val="28"/>
         </w:rPr>
         <w:t>Màn hình LCD sử dụng nguồn 5V để đảm bảo hiển thị rõ ràng.</w:t>
       </w:r>
@@ -1255,15 +1310,15 @@
         <w:jc w:val="both"/>
         <w:rPr>
           <w:rFonts w:ascii="Times New Roman" w:hAnsi="Times New Roman" w:cs="Times New Roman"/>
-          <w:sz w:val="26"/>
-          <w:szCs w:val="26"/>
-        </w:rPr>
-      </w:pPr>
-      <w:r>
-        <w:rPr>
-          <w:rFonts w:ascii="Times New Roman" w:hAnsi="Times New Roman" w:cs="Times New Roman"/>
-          <w:sz w:val="26"/>
-          <w:szCs w:val="26"/>
+          <w:sz w:val="28"/>
+          <w:szCs w:val="28"/>
+        </w:rPr>
+      </w:pPr>
+      <w:r>
+        <w:rPr>
+          <w:rFonts w:ascii="Times New Roman" w:hAnsi="Times New Roman" w:cs="Times New Roman"/>
+          <w:sz w:val="28"/>
+          <w:szCs w:val="28"/>
         </w:rPr>
         <w:t>Hiệu năng (Performance):</w:t>
       </w:r>
@@ -1278,15 +1333,15 @@
         <w:jc w:val="both"/>
         <w:rPr>
           <w:rFonts w:ascii="Times New Roman" w:hAnsi="Times New Roman" w:cs="Times New Roman"/>
-          <w:sz w:val="26"/>
-          <w:szCs w:val="26"/>
-        </w:rPr>
-      </w:pPr>
-      <w:r>
-        <w:rPr>
-          <w:rFonts w:ascii="Times New Roman" w:hAnsi="Times New Roman" w:cs="Times New Roman"/>
-          <w:sz w:val="26"/>
-          <w:szCs w:val="26"/>
+          <w:sz w:val="28"/>
+          <w:szCs w:val="28"/>
+        </w:rPr>
+      </w:pPr>
+      <w:r>
+        <w:rPr>
+          <w:rFonts w:ascii="Times New Roman" w:hAnsi="Times New Roman" w:cs="Times New Roman"/>
+          <w:sz w:val="28"/>
+          <w:szCs w:val="28"/>
         </w:rPr>
         <w:t>Cảm biến:</w:t>
       </w:r>
@@ -1301,15 +1356,15 @@
         <w:jc w:val="both"/>
         <w:rPr>
           <w:rFonts w:ascii="Times New Roman" w:hAnsi="Times New Roman" w:cs="Times New Roman"/>
-          <w:sz w:val="26"/>
-          <w:szCs w:val="26"/>
-        </w:rPr>
-      </w:pPr>
-      <w:r>
-        <w:rPr>
-          <w:rFonts w:ascii="Times New Roman" w:hAnsi="Times New Roman" w:cs="Times New Roman"/>
-          <w:sz w:val="26"/>
-          <w:szCs w:val="26"/>
+          <w:sz w:val="28"/>
+          <w:szCs w:val="28"/>
+        </w:rPr>
+      </w:pPr>
+      <w:r>
+        <w:rPr>
+          <w:rFonts w:ascii="Times New Roman" w:hAnsi="Times New Roman" w:cs="Times New Roman"/>
+          <w:sz w:val="28"/>
+          <w:szCs w:val="28"/>
         </w:rPr>
         <w:t>Phạm vi đo nhiệt độ từ 0°C đến 50°C với độ chính xác ±2°C.</w:t>
       </w:r>
@@ -1324,15 +1379,15 @@
         <w:jc w:val="both"/>
         <w:rPr>
           <w:rFonts w:ascii="Times New Roman" w:hAnsi="Times New Roman" w:cs="Times New Roman"/>
-          <w:sz w:val="26"/>
-          <w:szCs w:val="26"/>
-        </w:rPr>
-      </w:pPr>
-      <w:r>
-        <w:rPr>
-          <w:rFonts w:ascii="Times New Roman" w:hAnsi="Times New Roman" w:cs="Times New Roman"/>
-          <w:sz w:val="26"/>
-          <w:szCs w:val="26"/>
+          <w:sz w:val="28"/>
+          <w:szCs w:val="28"/>
+        </w:rPr>
+      </w:pPr>
+      <w:r>
+        <w:rPr>
+          <w:rFonts w:ascii="Times New Roman" w:hAnsi="Times New Roman" w:cs="Times New Roman"/>
+          <w:sz w:val="28"/>
+          <w:szCs w:val="28"/>
         </w:rPr>
         <w:t>Phạm vi đo độ ẩm từ 20% đến 90% với độ chính xác ±8%.</w:t>
       </w:r>
@@ -1347,15 +1402,15 @@
         <w:jc w:val="both"/>
         <w:rPr>
           <w:rFonts w:ascii="Times New Roman" w:hAnsi="Times New Roman" w:cs="Times New Roman"/>
-          <w:sz w:val="26"/>
-          <w:szCs w:val="26"/>
-        </w:rPr>
-      </w:pPr>
-      <w:r>
-        <w:rPr>
-          <w:rFonts w:ascii="Times New Roman" w:hAnsi="Times New Roman" w:cs="Times New Roman"/>
-          <w:sz w:val="26"/>
-          <w:szCs w:val="26"/>
+          <w:sz w:val="28"/>
+          <w:szCs w:val="28"/>
+        </w:rPr>
+      </w:pPr>
+      <w:r>
+        <w:rPr>
+          <w:rFonts w:ascii="Times New Roman" w:hAnsi="Times New Roman" w:cs="Times New Roman"/>
+          <w:sz w:val="28"/>
+          <w:szCs w:val="28"/>
         </w:rPr>
         <w:t>Tần suất cập nhật: Mỗi 2 giây.</w:t>
       </w:r>
@@ -1370,15 +1425,15 @@
         <w:jc w:val="both"/>
         <w:rPr>
           <w:rFonts w:ascii="Times New Roman" w:hAnsi="Times New Roman" w:cs="Times New Roman"/>
-          <w:sz w:val="26"/>
-          <w:szCs w:val="26"/>
-        </w:rPr>
-      </w:pPr>
-      <w:r>
-        <w:rPr>
-          <w:rFonts w:ascii="Times New Roman" w:hAnsi="Times New Roman" w:cs="Times New Roman"/>
-          <w:sz w:val="26"/>
-          <w:szCs w:val="26"/>
+          <w:sz w:val="28"/>
+          <w:szCs w:val="28"/>
+        </w:rPr>
+      </w:pPr>
+      <w:r>
+        <w:rPr>
+          <w:rFonts w:ascii="Times New Roman" w:hAnsi="Times New Roman" w:cs="Times New Roman"/>
+          <w:sz w:val="28"/>
+          <w:szCs w:val="28"/>
         </w:rPr>
         <w:t>LCD: Hiển thị 16x2 với đèn nền xanh lá, có khả năng điều chỉnh độ tương phản.</w:t>
       </w:r>
@@ -1393,16 +1448,17 @@
         <w:jc w:val="both"/>
         <w:rPr>
           <w:rFonts w:ascii="Times New Roman" w:hAnsi="Times New Roman" w:cs="Times New Roman"/>
-          <w:sz w:val="26"/>
-          <w:szCs w:val="26"/>
-        </w:rPr>
-      </w:pPr>
-      <w:r>
-        <w:rPr>
-          <w:rFonts w:ascii="Times New Roman" w:hAnsi="Times New Roman" w:cs="Times New Roman"/>
-          <w:sz w:val="26"/>
-          <w:szCs w:val="26"/>
-        </w:rPr>
+          <w:sz w:val="28"/>
+          <w:szCs w:val="28"/>
+        </w:rPr>
+      </w:pPr>
+      <w:r>
+        <w:rPr>
+          <w:rFonts w:ascii="Times New Roman" w:hAnsi="Times New Roman" w:cs="Times New Roman"/>
+          <w:sz w:val="28"/>
+          <w:szCs w:val="28"/>
+        </w:rPr>
+        <w:lastRenderedPageBreak/>
         <w:t>Nút ON/OFF: Đáp ứng nhanh, không có độ trễ đáng kể khi bật hoặc tắt hệ thống.</w:t>
       </w:r>
     </w:p>
@@ -1416,15 +1472,15 @@
         <w:jc w:val="both"/>
         <w:rPr>
           <w:rFonts w:ascii="Times New Roman" w:hAnsi="Times New Roman" w:cs="Times New Roman"/>
-          <w:sz w:val="26"/>
-          <w:szCs w:val="26"/>
-        </w:rPr>
-      </w:pPr>
-      <w:r>
-        <w:rPr>
-          <w:rFonts w:ascii="Times New Roman" w:hAnsi="Times New Roman" w:cs="Times New Roman"/>
-          <w:sz w:val="26"/>
-          <w:szCs w:val="26"/>
+          <w:sz w:val="28"/>
+          <w:szCs w:val="28"/>
+        </w:rPr>
+      </w:pPr>
+      <w:r>
+        <w:rPr>
+          <w:rFonts w:ascii="Times New Roman" w:hAnsi="Times New Roman" w:cs="Times New Roman"/>
+          <w:sz w:val="28"/>
+          <w:szCs w:val="28"/>
         </w:rPr>
         <w:t>Manufacturing Costs:</w:t>
       </w:r>
@@ -1439,15 +1495,15 @@
         <w:jc w:val="both"/>
         <w:rPr>
           <w:rFonts w:ascii="Times New Roman" w:hAnsi="Times New Roman" w:cs="Times New Roman"/>
-          <w:sz w:val="26"/>
-          <w:szCs w:val="26"/>
-        </w:rPr>
-      </w:pPr>
-      <w:r>
-        <w:rPr>
-          <w:rFonts w:ascii="Times New Roman" w:hAnsi="Times New Roman" w:cs="Times New Roman"/>
-          <w:sz w:val="26"/>
-          <w:szCs w:val="26"/>
+          <w:sz w:val="28"/>
+          <w:szCs w:val="28"/>
+        </w:rPr>
+      </w:pPr>
+      <w:r>
+        <w:rPr>
+          <w:rFonts w:ascii="Times New Roman" w:hAnsi="Times New Roman" w:cs="Times New Roman"/>
+          <w:sz w:val="28"/>
+          <w:szCs w:val="28"/>
         </w:rPr>
         <w:t>Vi điều khiển STM32F103C8T6: 70.000 VND.</w:t>
       </w:r>
@@ -1462,15 +1518,15 @@
         <w:jc w:val="both"/>
         <w:rPr>
           <w:rFonts w:ascii="Times New Roman" w:hAnsi="Times New Roman" w:cs="Times New Roman"/>
-          <w:sz w:val="26"/>
-          <w:szCs w:val="26"/>
-        </w:rPr>
-      </w:pPr>
-      <w:r>
-        <w:rPr>
-          <w:rFonts w:ascii="Times New Roman" w:hAnsi="Times New Roman" w:cs="Times New Roman"/>
-          <w:sz w:val="26"/>
-          <w:szCs w:val="26"/>
+          <w:sz w:val="28"/>
+          <w:szCs w:val="28"/>
+        </w:rPr>
+      </w:pPr>
+      <w:r>
+        <w:rPr>
+          <w:rFonts w:ascii="Times New Roman" w:hAnsi="Times New Roman" w:cs="Times New Roman"/>
+          <w:sz w:val="28"/>
+          <w:szCs w:val="28"/>
         </w:rPr>
         <w:t>Cảm biến DHT11: 30.000 VND.</w:t>
       </w:r>
@@ -1485,17 +1541,16 @@
         <w:jc w:val="both"/>
         <w:rPr>
           <w:rFonts w:ascii="Times New Roman" w:hAnsi="Times New Roman" w:cs="Times New Roman"/>
-          <w:sz w:val="26"/>
-          <w:szCs w:val="26"/>
-        </w:rPr>
-      </w:pPr>
-      <w:r>
-        <w:rPr>
-          <w:rFonts w:ascii="Times New Roman" w:hAnsi="Times New Roman" w:cs="Times New Roman"/>
-          <w:sz w:val="26"/>
-          <w:szCs w:val="26"/>
-        </w:rPr>
-        <w:lastRenderedPageBreak/>
+          <w:sz w:val="28"/>
+          <w:szCs w:val="28"/>
+        </w:rPr>
+      </w:pPr>
+      <w:r>
+        <w:rPr>
+          <w:rFonts w:ascii="Times New Roman" w:hAnsi="Times New Roman" w:cs="Times New Roman"/>
+          <w:sz w:val="28"/>
+          <w:szCs w:val="28"/>
+        </w:rPr>
         <w:t>Màn hình LCD 16x2: 40.000 VND.</w:t>
       </w:r>
     </w:p>
@@ -1509,15 +1564,15 @@
         <w:jc w:val="both"/>
         <w:rPr>
           <w:rFonts w:ascii="Times New Roman" w:hAnsi="Times New Roman" w:cs="Times New Roman"/>
-          <w:sz w:val="26"/>
-          <w:szCs w:val="26"/>
-        </w:rPr>
-      </w:pPr>
-      <w:r>
-        <w:rPr>
-          <w:rFonts w:ascii="Times New Roman" w:hAnsi="Times New Roman" w:cs="Times New Roman"/>
-          <w:sz w:val="26"/>
-          <w:szCs w:val="26"/>
+          <w:sz w:val="28"/>
+          <w:szCs w:val="28"/>
+        </w:rPr>
+      </w:pPr>
+      <w:r>
+        <w:rPr>
+          <w:rFonts w:ascii="Times New Roman" w:hAnsi="Times New Roman" w:cs="Times New Roman"/>
+          <w:sz w:val="28"/>
+          <w:szCs w:val="28"/>
         </w:rPr>
         <w:t>Công tắc ON/OFF: 10.000 VND.</w:t>
       </w:r>
@@ -1532,15 +1587,15 @@
         <w:jc w:val="both"/>
         <w:rPr>
           <w:rFonts w:ascii="Times New Roman" w:hAnsi="Times New Roman" w:cs="Times New Roman"/>
-          <w:sz w:val="26"/>
-          <w:szCs w:val="26"/>
-        </w:rPr>
-      </w:pPr>
-      <w:r>
-        <w:rPr>
-          <w:rFonts w:ascii="Times New Roman" w:hAnsi="Times New Roman" w:cs="Times New Roman"/>
-          <w:sz w:val="26"/>
-          <w:szCs w:val="26"/>
+          <w:sz w:val="28"/>
+          <w:szCs w:val="28"/>
+        </w:rPr>
+      </w:pPr>
+      <w:r>
+        <w:rPr>
+          <w:rFonts w:ascii="Times New Roman" w:hAnsi="Times New Roman" w:cs="Times New Roman"/>
+          <w:sz w:val="28"/>
+          <w:szCs w:val="28"/>
         </w:rPr>
         <w:t>Nguồn adapter 12V : 30.000 VND.</w:t>
       </w:r>
@@ -1555,15 +1610,15 @@
         <w:jc w:val="both"/>
         <w:rPr>
           <w:rFonts w:ascii="Times New Roman" w:hAnsi="Times New Roman" w:cs="Times New Roman"/>
-          <w:sz w:val="26"/>
-          <w:szCs w:val="26"/>
-        </w:rPr>
-      </w:pPr>
-      <w:r>
-        <w:rPr>
-          <w:rFonts w:ascii="Times New Roman" w:hAnsi="Times New Roman" w:cs="Times New Roman"/>
-          <w:sz w:val="26"/>
-          <w:szCs w:val="26"/>
+          <w:sz w:val="28"/>
+          <w:szCs w:val="28"/>
+        </w:rPr>
+      </w:pPr>
+      <w:r>
+        <w:rPr>
+          <w:rFonts w:ascii="Times New Roman" w:hAnsi="Times New Roman" w:cs="Times New Roman"/>
+          <w:sz w:val="28"/>
+          <w:szCs w:val="28"/>
         </w:rPr>
         <w:t>IC hạ áp LM7805 và AMS1117: 5.000 VND.</w:t>
       </w:r>
@@ -1578,15 +1633,15 @@
         <w:jc w:val="both"/>
         <w:rPr>
           <w:rFonts w:ascii="Times New Roman" w:hAnsi="Times New Roman" w:cs="Times New Roman"/>
-          <w:sz w:val="26"/>
-          <w:szCs w:val="26"/>
-        </w:rPr>
-      </w:pPr>
-      <w:r>
-        <w:rPr>
-          <w:rFonts w:ascii="Times New Roman" w:hAnsi="Times New Roman" w:cs="Times New Roman"/>
-          <w:sz w:val="26"/>
-          <w:szCs w:val="26"/>
+          <w:sz w:val="28"/>
+          <w:szCs w:val="28"/>
+        </w:rPr>
+      </w:pPr>
+      <w:r>
+        <w:rPr>
+          <w:rFonts w:ascii="Times New Roman" w:hAnsi="Times New Roman" w:cs="Times New Roman"/>
+          <w:sz w:val="28"/>
+          <w:szCs w:val="28"/>
         </w:rPr>
         <w:t>Các linh kiện khác: Tụ, trở,… (khoảng 30.000 VND).</w:t>
       </w:r>
@@ -1601,15 +1656,15 @@
         <w:jc w:val="both"/>
         <w:rPr>
           <w:rFonts w:ascii="Times New Roman" w:hAnsi="Times New Roman" w:cs="Times New Roman"/>
-          <w:sz w:val="26"/>
-          <w:szCs w:val="26"/>
-        </w:rPr>
-      </w:pPr>
-      <w:r>
-        <w:rPr>
-          <w:rFonts w:ascii="Times New Roman" w:hAnsi="Times New Roman" w:cs="Times New Roman"/>
-          <w:sz w:val="26"/>
-          <w:szCs w:val="26"/>
+          <w:sz w:val="28"/>
+          <w:szCs w:val="28"/>
+        </w:rPr>
+      </w:pPr>
+      <w:r>
+        <w:rPr>
+          <w:rFonts w:ascii="Times New Roman" w:hAnsi="Times New Roman" w:cs="Times New Roman"/>
+          <w:sz w:val="28"/>
+          <w:szCs w:val="28"/>
         </w:rPr>
         <w:t>Tổng chi phí: 210.000 VND.</w:t>
       </w:r>
@@ -1624,15 +1679,15 @@
         <w:jc w:val="both"/>
         <w:rPr>
           <w:rFonts w:ascii="Times New Roman" w:hAnsi="Times New Roman" w:cs="Times New Roman"/>
-          <w:sz w:val="26"/>
-          <w:szCs w:val="26"/>
-        </w:rPr>
-      </w:pPr>
-      <w:r>
-        <w:rPr>
-          <w:rFonts w:ascii="Times New Roman" w:hAnsi="Times New Roman" w:cs="Times New Roman"/>
-          <w:sz w:val="26"/>
-          <w:szCs w:val="26"/>
+          <w:sz w:val="28"/>
+          <w:szCs w:val="28"/>
+        </w:rPr>
+      </w:pPr>
+      <w:r>
+        <w:rPr>
+          <w:rFonts w:ascii="Times New Roman" w:hAnsi="Times New Roman" w:cs="Times New Roman"/>
+          <w:sz w:val="28"/>
+          <w:szCs w:val="28"/>
         </w:rPr>
         <w:t>Power:</w:t>
       </w:r>
@@ -1647,15 +1702,15 @@
         <w:jc w:val="both"/>
         <w:rPr>
           <w:rFonts w:ascii="Times New Roman" w:hAnsi="Times New Roman" w:cs="Times New Roman"/>
-          <w:sz w:val="26"/>
-          <w:szCs w:val="26"/>
-        </w:rPr>
-      </w:pPr>
-      <w:r>
-        <w:rPr>
-          <w:rFonts w:ascii="Times New Roman" w:hAnsi="Times New Roman" w:cs="Times New Roman"/>
-          <w:sz w:val="26"/>
-          <w:szCs w:val="26"/>
+          <w:sz w:val="28"/>
+          <w:szCs w:val="28"/>
+        </w:rPr>
+      </w:pPr>
+      <w:r>
+        <w:rPr>
+          <w:rFonts w:ascii="Times New Roman" w:hAnsi="Times New Roman" w:cs="Times New Roman"/>
+          <w:sz w:val="28"/>
+          <w:szCs w:val="28"/>
         </w:rPr>
         <w:t>Sử dụng adapter 12V và các IC hạ áp từ 12V xuống 5V cho LCD, 12V xuống 3.3V cho vi điều khiển STM32 và cảm biến DHT11.</w:t>
       </w:r>
@@ -1670,15 +1725,15 @@
         <w:jc w:val="both"/>
         <w:rPr>
           <w:rFonts w:ascii="Times New Roman" w:hAnsi="Times New Roman" w:cs="Times New Roman"/>
-          <w:sz w:val="26"/>
-          <w:szCs w:val="26"/>
-        </w:rPr>
-      </w:pPr>
-      <w:r>
-        <w:rPr>
-          <w:rFonts w:ascii="Times New Roman" w:hAnsi="Times New Roman" w:cs="Times New Roman"/>
-          <w:sz w:val="26"/>
-          <w:szCs w:val="26"/>
+          <w:sz w:val="28"/>
+          <w:szCs w:val="28"/>
+        </w:rPr>
+      </w:pPr>
+      <w:r>
+        <w:rPr>
+          <w:rFonts w:ascii="Times New Roman" w:hAnsi="Times New Roman" w:cs="Times New Roman"/>
+          <w:sz w:val="28"/>
+          <w:szCs w:val="28"/>
         </w:rPr>
         <w:t>Tiêu thụ điện năng dưới 1W cho toàn bộ hệ thống.</w:t>
       </w:r>
@@ -1693,15 +1748,15 @@
         <w:jc w:val="both"/>
         <w:rPr>
           <w:rFonts w:ascii="Times New Roman" w:hAnsi="Times New Roman" w:cs="Times New Roman"/>
-          <w:sz w:val="26"/>
-          <w:szCs w:val="26"/>
-        </w:rPr>
-      </w:pPr>
-      <w:r>
-        <w:rPr>
-          <w:rFonts w:ascii="Times New Roman" w:hAnsi="Times New Roman" w:cs="Times New Roman"/>
-          <w:sz w:val="26"/>
-          <w:szCs w:val="26"/>
+          <w:sz w:val="28"/>
+          <w:szCs w:val="28"/>
+        </w:rPr>
+      </w:pPr>
+      <w:r>
+        <w:rPr>
+          <w:rFonts w:ascii="Times New Roman" w:hAnsi="Times New Roman" w:cs="Times New Roman"/>
+          <w:sz w:val="28"/>
+          <w:szCs w:val="28"/>
         </w:rPr>
         <w:t>Physical Size/Weight:</w:t>
       </w:r>
@@ -1716,15 +1771,15 @@
         <w:jc w:val="both"/>
         <w:rPr>
           <w:rFonts w:ascii="Times New Roman" w:hAnsi="Times New Roman" w:cs="Times New Roman"/>
-          <w:sz w:val="26"/>
-          <w:szCs w:val="26"/>
-        </w:rPr>
-      </w:pPr>
-      <w:r>
-        <w:rPr>
-          <w:rFonts w:ascii="Times New Roman" w:hAnsi="Times New Roman" w:cs="Times New Roman"/>
-          <w:sz w:val="26"/>
-          <w:szCs w:val="26"/>
+          <w:sz w:val="28"/>
+          <w:szCs w:val="28"/>
+        </w:rPr>
+      </w:pPr>
+      <w:r>
+        <w:rPr>
+          <w:rFonts w:ascii="Times New Roman" w:hAnsi="Times New Roman" w:cs="Times New Roman"/>
+          <w:sz w:val="28"/>
+          <w:szCs w:val="28"/>
         </w:rPr>
         <w:t>Kích thước tối đa: 80x40x20 mm.</w:t>
       </w:r>
@@ -1739,15 +1794,15 @@
         <w:jc w:val="both"/>
         <w:rPr>
           <w:rFonts w:ascii="Times New Roman" w:hAnsi="Times New Roman" w:cs="Times New Roman"/>
-          <w:sz w:val="26"/>
-          <w:szCs w:val="26"/>
-        </w:rPr>
-      </w:pPr>
-      <w:r>
-        <w:rPr>
-          <w:rFonts w:ascii="Times New Roman" w:hAnsi="Times New Roman" w:cs="Times New Roman"/>
-          <w:sz w:val="26"/>
-          <w:szCs w:val="26"/>
+          <w:sz w:val="28"/>
+          <w:szCs w:val="28"/>
+        </w:rPr>
+      </w:pPr>
+      <w:r>
+        <w:rPr>
+          <w:rFonts w:ascii="Times New Roman" w:hAnsi="Times New Roman" w:cs="Times New Roman"/>
+          <w:sz w:val="28"/>
+          <w:szCs w:val="28"/>
         </w:rPr>
         <w:t>Trọng lượng: dưới 150g (bao gồm pin).</w:t>
       </w:r>
@@ -1762,15 +1817,15 @@
         <w:jc w:val="both"/>
         <w:rPr>
           <w:rFonts w:ascii="Times New Roman" w:hAnsi="Times New Roman" w:cs="Times New Roman"/>
-          <w:sz w:val="26"/>
-          <w:szCs w:val="26"/>
-        </w:rPr>
-      </w:pPr>
-      <w:r>
-        <w:rPr>
-          <w:rFonts w:ascii="Times New Roman" w:hAnsi="Times New Roman" w:cs="Times New Roman"/>
-          <w:sz w:val="26"/>
-          <w:szCs w:val="26"/>
+          <w:sz w:val="28"/>
+          <w:szCs w:val="28"/>
+        </w:rPr>
+      </w:pPr>
+      <w:r>
+        <w:rPr>
+          <w:rFonts w:ascii="Times New Roman" w:hAnsi="Times New Roman" w:cs="Times New Roman"/>
+          <w:sz w:val="28"/>
+          <w:szCs w:val="28"/>
         </w:rPr>
         <w:t>Installation:</w:t>
       </w:r>
@@ -1785,15 +1840,15 @@
         <w:jc w:val="both"/>
         <w:rPr>
           <w:rFonts w:ascii="Times New Roman" w:hAnsi="Times New Roman" w:cs="Times New Roman"/>
-          <w:sz w:val="26"/>
-          <w:szCs w:val="26"/>
-        </w:rPr>
-      </w:pPr>
-      <w:r>
-        <w:rPr>
-          <w:rFonts w:ascii="Times New Roman" w:hAnsi="Times New Roman" w:cs="Times New Roman"/>
-          <w:sz w:val="26"/>
-          <w:szCs w:val="26"/>
+          <w:sz w:val="28"/>
+          <w:szCs w:val="28"/>
+        </w:rPr>
+      </w:pPr>
+      <w:r>
+        <w:rPr>
+          <w:rFonts w:ascii="Times New Roman" w:hAnsi="Times New Roman" w:cs="Times New Roman"/>
+          <w:sz w:val="28"/>
+          <w:szCs w:val="28"/>
         </w:rPr>
         <w:t>Thiết kế nhỏ gọn, có thể gắn cố định lên tường.</w:t>
       </w:r>
@@ -1808,16 +1863,17 @@
         <w:jc w:val="both"/>
         <w:rPr>
           <w:rFonts w:ascii="Times New Roman" w:hAnsi="Times New Roman" w:cs="Times New Roman"/>
-          <w:sz w:val="26"/>
-          <w:szCs w:val="26"/>
-        </w:rPr>
-      </w:pPr>
-      <w:r>
-        <w:rPr>
-          <w:rFonts w:ascii="Times New Roman" w:hAnsi="Times New Roman" w:cs="Times New Roman"/>
-          <w:sz w:val="26"/>
-          <w:szCs w:val="26"/>
-        </w:rPr>
+          <w:sz w:val="28"/>
+          <w:szCs w:val="28"/>
+        </w:rPr>
+      </w:pPr>
+      <w:r>
+        <w:rPr>
+          <w:rFonts w:ascii="Times New Roman" w:hAnsi="Times New Roman" w:cs="Times New Roman"/>
+          <w:sz w:val="28"/>
+          <w:szCs w:val="28"/>
+        </w:rPr>
+        <w:lastRenderedPageBreak/>
         <w:t>Phạm vi nhiệt độ hoạt động từ 0°C đến 50°C, độ ẩm hoạt động từ 20% đến 90%.</w:t>
       </w:r>
     </w:p>
@@ -1831,81 +1887,68 @@
         <w:jc w:val="both"/>
         <w:rPr>
           <w:rFonts w:ascii="Times New Roman" w:hAnsi="Times New Roman" w:cs="Times New Roman"/>
+          <w:sz w:val="28"/>
+          <w:szCs w:val="28"/>
+        </w:rPr>
+      </w:pPr>
+      <w:r>
+        <w:rPr>
+          <w:rFonts w:ascii="Times New Roman" w:hAnsi="Times New Roman" w:cs="Times New Roman"/>
+          <w:sz w:val="28"/>
+          <w:szCs w:val="28"/>
+        </w:rPr>
+        <w:t>Sử dụng dễ dàng, chỉ cần ấn ON/OFF để bật/tắt hệ thống.</w:t>
+      </w:r>
+    </w:p>
+    <w:p>
+      <w:pPr>
+        <w:pStyle w:val="ListParagraph"/>
+        <w:numPr>
+          <w:ilvl w:val="0"/>
+          <w:numId w:val="7"/>
+        </w:numPr>
+        <w:spacing w:line="360" w:lineRule="auto"/>
+        <w:ind w:left="142" w:firstLine="54"/>
+        <w:jc w:val="both"/>
+        <w:outlineLvl w:val="0"/>
+        <w:rPr>
+          <w:rFonts w:ascii="Times New Roman" w:hAnsi="Times New Roman" w:cs="Times New Roman"/>
+          <w:b/>
+          <w:sz w:val="32"/>
+          <w:szCs w:val="32"/>
+        </w:rPr>
+      </w:pPr>
+      <w:r>
+        <w:rPr>
+          <w:rFonts w:ascii="Times New Roman" w:hAnsi="Times New Roman" w:cs="Times New Roman"/>
+          <w:b/>
+          <w:sz w:val="32"/>
+          <w:szCs w:val="32"/>
+        </w:rPr>
+        <w:t>Block diagram</w:t>
+      </w:r>
+    </w:p>
+    <w:p>
+      <w:pPr>
+        <w:keepNext/>
+        <w:spacing w:line="360" w:lineRule="auto"/>
+        <w:jc w:val="center"/>
+      </w:pPr>
+      <w:r>
+        <w:rPr>
+          <w:rFonts w:ascii="Times New Roman" w:hAnsi="Times New Roman" w:cs="Times New Roman"/>
+          <w:b/>
+          <w:bCs/>
+          <w:noProof/>
           <w:sz w:val="26"/>
           <w:szCs w:val="26"/>
-        </w:rPr>
-      </w:pPr>
-      <w:r>
-        <w:rPr>
-          <w:rFonts w:ascii="Times New Roman" w:hAnsi="Times New Roman" w:cs="Times New Roman"/>
-          <w:sz w:val="26"/>
-          <w:szCs w:val="26"/>
-        </w:rPr>
-        <w:t>Sử dụng dễ dàng, chỉ cần ấn ON/OFF để bật/tắt hệ thống.</w:t>
-      </w:r>
-    </w:p>
-    <w:p>
-      <w:pPr>
-        <w:spacing w:line="360" w:lineRule="auto"/>
-        <w:jc w:val="both"/>
-        <w:rPr>
-          <w:rFonts w:ascii="Times New Roman" w:hAnsi="Times New Roman" w:cs="Times New Roman"/>
-          <w:sz w:val="26"/>
-          <w:szCs w:val="26"/>
-        </w:rPr>
-      </w:pPr>
-    </w:p>
-    <w:p>
-      <w:pPr>
-        <w:numPr>
-          <w:ilvl w:val="0"/>
-          <w:numId w:val="34"/>
-        </w:numPr>
-        <w:spacing w:line="360" w:lineRule="auto"/>
-        <w:jc w:val="both"/>
-        <w:rPr>
-          <w:rFonts w:ascii="Times New Roman" w:hAnsi="Times New Roman" w:cs="Times New Roman"/>
-          <w:b/>
-          <w:bCs/>
-          <w:sz w:val="26"/>
-          <w:szCs w:val="26"/>
-        </w:rPr>
-      </w:pPr>
-      <w:r>
-        <w:rPr>
-          <w:rFonts w:ascii="Times New Roman" w:hAnsi="Times New Roman" w:cs="Times New Roman"/>
-          <w:b/>
-          <w:bCs/>
-          <w:sz w:val="26"/>
-          <w:szCs w:val="26"/>
-        </w:rPr>
-        <w:t>Block diagram:</w:t>
-      </w:r>
-    </w:p>
-    <w:p>
-      <w:pPr>
-        <w:spacing w:line="360" w:lineRule="auto"/>
-        <w:jc w:val="center"/>
-        <w:rPr>
-          <w:rFonts w:ascii="Times New Roman" w:hAnsi="Times New Roman" w:cs="Times New Roman"/>
-          <w:b/>
-          <w:bCs/>
-          <w:sz w:val="26"/>
-          <w:szCs w:val="26"/>
-        </w:rPr>
-      </w:pPr>
-      <w:r>
-        <w:rPr>
-          <w:rFonts w:ascii="Times New Roman" w:hAnsi="Times New Roman" w:cs="Times New Roman"/>
-          <w:sz w:val="26"/>
-          <w:szCs w:val="26"/>
-        </w:rPr>
-        <w:lastRenderedPageBreak/>
+          <w:lang w:eastAsia="en-US"/>
+        </w:rPr>
         <w:drawing>
-          <wp:inline distT="0" distB="0" distL="0" distR="0" wp14:anchorId="0F8BB0E4" wp14:editId="561774EB">
-            <wp:extent cx="4191000" cy="1619250"/>
-            <wp:effectExtent l="0" t="0" r="0" b="0"/>
-            <wp:docPr id="327043803" name="Picture 12" descr="A diagram of a circuit&#10;&#10;Description automatically generated"/>
+          <wp:inline distT="0" distB="0" distL="0" distR="0" wp14:anchorId="7078A649" wp14:editId="7435083F">
+            <wp:extent cx="5429115" cy="2425700"/>
+            <wp:effectExtent l="0" t="0" r="635" b="0"/>
+            <wp:docPr id="1" name="Picture 1"/>
             <wp:cNvGraphicFramePr>
               <a:graphicFrameLocks xmlns:a="http://schemas.openxmlformats.org/drawingml/2006/main" noChangeAspect="1"/>
             </wp:cNvGraphicFramePr>
@@ -1913,36 +1956,23 @@
               <a:graphicData uri="http://schemas.openxmlformats.org/drawingml/2006/picture">
                 <pic:pic xmlns:pic="http://schemas.openxmlformats.org/drawingml/2006/picture">
                   <pic:nvPicPr>
-                    <pic:cNvPr id="327043803" name="Picture 12" descr="A diagram of a circuit&#10;&#10;Description automatically generated"/>
-                    <pic:cNvPicPr>
-                      <a:picLocks noChangeAspect="1" noChangeArrowheads="1"/>
-                    </pic:cNvPicPr>
+                    <pic:cNvPr id="1" name=""/>
+                    <pic:cNvPicPr/>
                   </pic:nvPicPr>
                   <pic:blipFill>
-                    <a:blip r:embed="rId7">
-                      <a:extLst>
-                        <a:ext uri="{28A0092B-C50C-407E-A947-70E740481C1C}">
-                          <a14:useLocalDpi xmlns:a14="http://schemas.microsoft.com/office/drawing/2010/main" val="0"/>
-                        </a:ext>
-                      </a:extLst>
-                    </a:blip>
-                    <a:srcRect/>
+                    <a:blip r:embed="rId9"/>
                     <a:stretch>
                       <a:fillRect/>
                     </a:stretch>
                   </pic:blipFill>
-                  <pic:spPr bwMode="auto">
+                  <pic:spPr>
                     <a:xfrm>
                       <a:off x="0" y="0"/>
-                      <a:ext cx="4191000" cy="1619250"/>
+                      <a:ext cx="5573249" cy="2490098"/>
                     </a:xfrm>
                     <a:prstGeom prst="rect">
                       <a:avLst/>
                     </a:prstGeom>
-                    <a:noFill/>
-                    <a:ln>
-                      <a:noFill/>
-                    </a:ln>
                   </pic:spPr>
                 </pic:pic>
               </a:graphicData>
@@ -1953,52 +1983,232 @@
     </w:p>
     <w:p>
       <w:pPr>
+        <w:pStyle w:val="Caption"/>
+        <w:jc w:val="center"/>
+        <w:rPr>
+          <w:rFonts w:ascii="Times New Roman" w:hAnsi="Times New Roman" w:cs="Times New Roman"/>
+          <w:b/>
+          <w:bCs/>
+          <w:sz w:val="24"/>
+          <w:szCs w:val="24"/>
+        </w:rPr>
+      </w:pPr>
+      <w:r>
+        <w:rPr>
+          <w:rFonts w:ascii="Times New Roman" w:hAnsi="Times New Roman" w:cs="Times New Roman"/>
+          <w:sz w:val="24"/>
+          <w:szCs w:val="24"/>
+        </w:rPr>
+        <w:t xml:space="preserve">Hình </w:t>
+      </w:r>
+      <w:r>
+        <w:rPr>
+          <w:rFonts w:ascii="Times New Roman" w:hAnsi="Times New Roman" w:cs="Times New Roman"/>
+          <w:sz w:val="24"/>
+          <w:szCs w:val="24"/>
+        </w:rPr>
+        <w:fldChar w:fldCharType="begin"/>
+      </w:r>
+      <w:r>
+        <w:rPr>
+          <w:rFonts w:ascii="Times New Roman" w:hAnsi="Times New Roman" w:cs="Times New Roman"/>
+          <w:sz w:val="24"/>
+          <w:szCs w:val="24"/>
+        </w:rPr>
+        <w:instrText xml:space="preserve"> SEQ Hình \* ARABIC </w:instrText>
+      </w:r>
+      <w:r>
+        <w:rPr>
+          <w:rFonts w:ascii="Times New Roman" w:hAnsi="Times New Roman" w:cs="Times New Roman"/>
+          <w:sz w:val="24"/>
+          <w:szCs w:val="24"/>
+        </w:rPr>
+        <w:fldChar w:fldCharType="separate"/>
+      </w:r>
+      <w:r>
+        <w:rPr>
+          <w:rFonts w:ascii="Times New Roman" w:hAnsi="Times New Roman" w:cs="Times New Roman"/>
+          <w:noProof/>
+          <w:sz w:val="24"/>
+          <w:szCs w:val="24"/>
+        </w:rPr>
+        <w:t>1</w:t>
+      </w:r>
+      <w:r>
+        <w:rPr>
+          <w:rFonts w:ascii="Times New Roman" w:hAnsi="Times New Roman" w:cs="Times New Roman"/>
+          <w:sz w:val="24"/>
+          <w:szCs w:val="24"/>
+        </w:rPr>
+        <w:fldChar w:fldCharType="end"/>
+      </w:r>
+      <w:r>
+        <w:rPr>
+          <w:rFonts w:ascii="Times New Roman" w:hAnsi="Times New Roman" w:cs="Times New Roman"/>
+          <w:sz w:val="24"/>
+          <w:szCs w:val="24"/>
+        </w:rPr>
+        <w:t>: Sơ đồ khối hệ thống</w:t>
+      </w:r>
+    </w:p>
+    <w:p>
+      <w:pPr>
+        <w:spacing w:line="360" w:lineRule="auto"/>
+        <w:jc w:val="both"/>
+        <w:rPr>
+          <w:rFonts w:ascii="Times New Roman" w:hAnsi="Times New Roman" w:cs="Times New Roman"/>
+          <w:sz w:val="26"/>
+          <w:szCs w:val="26"/>
+        </w:rPr>
+      </w:pPr>
+    </w:p>
+    <w:p>
+      <w:pPr>
+        <w:spacing w:line="360" w:lineRule="auto"/>
+        <w:jc w:val="both"/>
+        <w:rPr>
+          <w:rFonts w:ascii="Times New Roman" w:hAnsi="Times New Roman" w:cs="Times New Roman"/>
+          <w:sz w:val="26"/>
+          <w:szCs w:val="26"/>
+        </w:rPr>
+      </w:pPr>
+    </w:p>
+    <w:p>
+      <w:pPr>
+        <w:spacing w:line="360" w:lineRule="auto"/>
+        <w:jc w:val="both"/>
+        <w:rPr>
+          <w:rFonts w:ascii="Times New Roman" w:hAnsi="Times New Roman" w:cs="Times New Roman"/>
+          <w:sz w:val="26"/>
+          <w:szCs w:val="26"/>
+        </w:rPr>
+      </w:pPr>
+    </w:p>
+    <w:p>
+      <w:pPr>
+        <w:spacing w:line="360" w:lineRule="auto"/>
+        <w:jc w:val="both"/>
+        <w:rPr>
+          <w:rFonts w:ascii="Times New Roman" w:hAnsi="Times New Roman" w:cs="Times New Roman"/>
+          <w:sz w:val="26"/>
+          <w:szCs w:val="26"/>
+        </w:rPr>
+      </w:pPr>
+    </w:p>
+    <w:p>
+      <w:pPr>
+        <w:spacing w:line="360" w:lineRule="auto"/>
+        <w:jc w:val="both"/>
+        <w:rPr>
+          <w:rFonts w:ascii="Times New Roman" w:hAnsi="Times New Roman" w:cs="Times New Roman"/>
+          <w:sz w:val="26"/>
+          <w:szCs w:val="26"/>
+        </w:rPr>
+      </w:pPr>
+    </w:p>
+    <w:p>
+      <w:pPr>
+        <w:spacing w:line="360" w:lineRule="auto"/>
+        <w:jc w:val="both"/>
+        <w:rPr>
+          <w:rFonts w:ascii="Times New Roman" w:hAnsi="Times New Roman" w:cs="Times New Roman"/>
+          <w:sz w:val="26"/>
+          <w:szCs w:val="26"/>
+        </w:rPr>
+      </w:pPr>
+    </w:p>
+    <w:p>
+      <w:pPr>
+        <w:spacing w:line="360" w:lineRule="auto"/>
+        <w:jc w:val="both"/>
+        <w:rPr>
+          <w:rFonts w:ascii="Times New Roman" w:hAnsi="Times New Roman" w:cs="Times New Roman"/>
+          <w:sz w:val="26"/>
+          <w:szCs w:val="26"/>
+        </w:rPr>
+      </w:pPr>
+    </w:p>
+    <w:p>
+      <w:pPr>
+        <w:spacing w:line="360" w:lineRule="auto"/>
+        <w:jc w:val="both"/>
+        <w:rPr>
+          <w:rFonts w:ascii="Times New Roman" w:hAnsi="Times New Roman" w:cs="Times New Roman"/>
+          <w:sz w:val="26"/>
+          <w:szCs w:val="26"/>
+        </w:rPr>
+      </w:pPr>
+    </w:p>
+    <w:p>
+      <w:pPr>
+        <w:spacing w:line="360" w:lineRule="auto"/>
+        <w:jc w:val="both"/>
+        <w:rPr>
+          <w:rFonts w:ascii="Times New Roman" w:hAnsi="Times New Roman" w:cs="Times New Roman"/>
+          <w:sz w:val="26"/>
+          <w:szCs w:val="26"/>
+        </w:rPr>
+      </w:pPr>
+    </w:p>
+    <w:p>
+      <w:pPr>
+        <w:spacing w:line="360" w:lineRule="auto"/>
+        <w:jc w:val="both"/>
+        <w:rPr>
+          <w:rFonts w:ascii="Times New Roman" w:hAnsi="Times New Roman" w:cs="Times New Roman"/>
+          <w:sz w:val="26"/>
+          <w:szCs w:val="26"/>
+        </w:rPr>
+      </w:pPr>
+    </w:p>
+    <w:p>
+      <w:pPr>
+        <w:pStyle w:val="ListParagraph"/>
         <w:numPr>
           <w:ilvl w:val="0"/>
-          <w:numId w:val="34"/>
+          <w:numId w:val="7"/>
         </w:numPr>
         <w:spacing w:line="360" w:lineRule="auto"/>
+        <w:ind w:left="284" w:hanging="142"/>
         <w:jc w:val="both"/>
         <w:rPr>
           <w:rFonts w:ascii="Times New Roman" w:hAnsi="Times New Roman" w:cs="Times New Roman"/>
           <w:b/>
-          <w:bCs/>
+          <w:sz w:val="32"/>
+          <w:szCs w:val="32"/>
+        </w:rPr>
+      </w:pPr>
+      <w:r>
+        <w:rPr>
+          <w:rFonts w:ascii="Times New Roman" w:hAnsi="Times New Roman" w:cs="Times New Roman"/>
+          <w:b/>
+          <w:sz w:val="32"/>
+          <w:szCs w:val="32"/>
+        </w:rPr>
+        <w:lastRenderedPageBreak/>
+        <w:t>Schematic</w:t>
+      </w:r>
+    </w:p>
+    <w:p>
+      <w:pPr>
+        <w:keepNext/>
+        <w:spacing w:line="360" w:lineRule="auto"/>
+        <w:ind w:left="142"/>
+        <w:jc w:val="both"/>
+      </w:pPr>
+      <w:r>
+        <w:rPr>
+          <w:rFonts w:ascii="Times New Roman" w:hAnsi="Times New Roman" w:cs="Times New Roman"/>
+          <w:noProof/>
           <w:sz w:val="26"/>
           <w:szCs w:val="26"/>
-        </w:rPr>
-      </w:pPr>
-      <w:r>
-        <w:rPr>
-          <w:rFonts w:ascii="Times New Roman" w:hAnsi="Times New Roman" w:cs="Times New Roman"/>
-          <w:b/>
-          <w:bCs/>
-          <w:sz w:val="26"/>
-          <w:szCs w:val="26"/>
-        </w:rPr>
-        <w:t>Schematic:</w:t>
-      </w:r>
-    </w:p>
-    <w:p>
-      <w:pPr>
-        <w:spacing w:line="360" w:lineRule="auto"/>
-        <w:jc w:val="center"/>
-        <w:rPr>
-          <w:rFonts w:ascii="Times New Roman" w:hAnsi="Times New Roman" w:cs="Times New Roman"/>
-          <w:sz w:val="26"/>
-          <w:szCs w:val="26"/>
-        </w:rPr>
-      </w:pPr>
-      <w:r>
-        <w:rPr>
-          <w:rFonts w:ascii="Times New Roman" w:hAnsi="Times New Roman" w:cs="Times New Roman"/>
-          <w:sz w:val="26"/>
-          <w:szCs w:val="26"/>
+          <w:lang w:eastAsia="en-US"/>
         </w:rPr>
         <w:drawing>
-          <wp:inline distT="0" distB="0" distL="0" distR="0" wp14:anchorId="7D0DC5D5" wp14:editId="58051585">
-            <wp:extent cx="5530850" cy="4375150"/>
-            <wp:effectExtent l="0" t="0" r="0" b="6350"/>
-            <wp:docPr id="1340945695" name="Picture 11" descr="A diagram of a circuit board&#10;&#10;Description automatically generated"/>
+          <wp:inline distT="0" distB="0" distL="0" distR="0" wp14:anchorId="5F2E5120" wp14:editId="0EEB28B9">
+            <wp:extent cx="5770092" cy="4436198"/>
+            <wp:effectExtent l="0" t="0" r="2540" b="2540"/>
+            <wp:docPr id="2" name="Picture 2"/>
             <wp:cNvGraphicFramePr>
               <a:graphicFrameLocks xmlns:a="http://schemas.openxmlformats.org/drawingml/2006/main" noChangeAspect="1"/>
             </wp:cNvGraphicFramePr>
@@ -2006,36 +2216,30 @@
               <a:graphicData uri="http://schemas.openxmlformats.org/drawingml/2006/picture">
                 <pic:pic xmlns:pic="http://schemas.openxmlformats.org/drawingml/2006/picture">
                   <pic:nvPicPr>
-                    <pic:cNvPr id="1340945695" name="Picture 11" descr="A diagram of a circuit board&#10;&#10;Description automatically generated"/>
-                    <pic:cNvPicPr>
-                      <a:picLocks noChangeAspect="1" noChangeArrowheads="1"/>
-                    </pic:cNvPicPr>
+                    <pic:cNvPr id="1" name=""/>
+                    <pic:cNvPicPr/>
                   </pic:nvPicPr>
-                  <pic:blipFill>
-                    <a:blip r:embed="rId8">
-                      <a:extLst>
-                        <a:ext uri="{28A0092B-C50C-407E-A947-70E740481C1C}">
-                          <a14:useLocalDpi xmlns:a14="http://schemas.microsoft.com/office/drawing/2010/main" val="0"/>
-                        </a:ext>
-                      </a:extLst>
-                    </a:blip>
-                    <a:srcRect/>
-                    <a:stretch>
-                      <a:fillRect/>
-                    </a:stretch>
+                  <pic:blipFill rotWithShape="1">
+                    <a:blip r:embed="rId10"/>
+                    <a:srcRect l="847" t="384" r="3983"/>
+                    <a:stretch/>
                   </pic:blipFill>
                   <pic:spPr bwMode="auto">
                     <a:xfrm>
                       <a:off x="0" y="0"/>
-                      <a:ext cx="5530850" cy="4375150"/>
+                      <a:ext cx="5822036" cy="4476134"/>
                     </a:xfrm>
                     <a:prstGeom prst="rect">
                       <a:avLst/>
                     </a:prstGeom>
-                    <a:noFill/>
                     <a:ln>
                       <a:noFill/>
                     </a:ln>
+                    <a:extLst>
+                      <a:ext uri="{53640926-AAD7-44D8-BBD7-CCE9431645EC}">
+                        <a14:shadowObscured xmlns:a14="http://schemas.microsoft.com/office/drawing/2010/main"/>
+                      </a:ext>
+                    </a:extLst>
                   </pic:spPr>
                 </pic:pic>
               </a:graphicData>
@@ -2046,24 +2250,86 @@
     </w:p>
     <w:p>
       <w:pPr>
-        <w:spacing w:line="360" w:lineRule="auto"/>
-        <w:jc w:val="both"/>
-        <w:rPr>
-          <w:rFonts w:ascii="Times New Roman" w:hAnsi="Times New Roman" w:cs="Times New Roman"/>
-          <w:sz w:val="26"/>
-          <w:szCs w:val="26"/>
-        </w:rPr>
-      </w:pPr>
+        <w:pStyle w:val="Caption"/>
+        <w:jc w:val="center"/>
+        <w:rPr>
+          <w:rFonts w:ascii="Times New Roman" w:hAnsi="Times New Roman" w:cs="Times New Roman"/>
+          <w:b/>
+          <w:sz w:val="24"/>
+          <w:szCs w:val="24"/>
+        </w:rPr>
+      </w:pPr>
+      <w:r>
+        <w:rPr>
+          <w:rFonts w:ascii="Times New Roman" w:hAnsi="Times New Roman" w:cs="Times New Roman"/>
+          <w:sz w:val="24"/>
+          <w:szCs w:val="24"/>
+        </w:rPr>
+        <w:t xml:space="preserve">Hình </w:t>
+      </w:r>
+      <w:r>
+        <w:rPr>
+          <w:rFonts w:ascii="Times New Roman" w:hAnsi="Times New Roman" w:cs="Times New Roman"/>
+          <w:sz w:val="24"/>
+          <w:szCs w:val="24"/>
+        </w:rPr>
+        <w:fldChar w:fldCharType="begin"/>
+      </w:r>
+      <w:r>
+        <w:rPr>
+          <w:rFonts w:ascii="Times New Roman" w:hAnsi="Times New Roman" w:cs="Times New Roman"/>
+          <w:sz w:val="24"/>
+          <w:szCs w:val="24"/>
+        </w:rPr>
+        <w:instrText xml:space="preserve"> SEQ Hình \* ARABIC </w:instrText>
+      </w:r>
+      <w:r>
+        <w:rPr>
+          <w:rFonts w:ascii="Times New Roman" w:hAnsi="Times New Roman" w:cs="Times New Roman"/>
+          <w:sz w:val="24"/>
+          <w:szCs w:val="24"/>
+        </w:rPr>
+        <w:fldChar w:fldCharType="separate"/>
+      </w:r>
+      <w:r>
+        <w:rPr>
+          <w:rFonts w:ascii="Times New Roman" w:hAnsi="Times New Roman" w:cs="Times New Roman"/>
+          <w:noProof/>
+          <w:sz w:val="24"/>
+          <w:szCs w:val="24"/>
+        </w:rPr>
+        <w:t>2</w:t>
+      </w:r>
+      <w:r>
+        <w:rPr>
+          <w:rFonts w:ascii="Times New Roman" w:hAnsi="Times New Roman" w:cs="Times New Roman"/>
+          <w:sz w:val="24"/>
+          <w:szCs w:val="24"/>
+        </w:rPr>
+        <w:fldChar w:fldCharType="end"/>
+      </w:r>
+      <w:r>
+        <w:rPr>
+          <w:rFonts w:ascii="Times New Roman" w:hAnsi="Times New Roman" w:cs="Times New Roman"/>
+          <w:sz w:val="24"/>
+          <w:szCs w:val="24"/>
+        </w:rPr>
+        <w:t xml:space="preserve">: </w:t>
+      </w:r>
+      <w:r>
+        <w:rPr>
+          <w:rFonts w:ascii="Times New Roman" w:hAnsi="Times New Roman" w:cs="Times New Roman"/>
+          <w:sz w:val="24"/>
+          <w:szCs w:val="24"/>
+        </w:rPr>
+        <w:t>Sơ đồ mạch hệ thống</w:t>
+      </w:r>
+      <w:bookmarkStart w:id="0" w:name="_GoBack"/>
+      <w:bookmarkEnd w:id="0"/>
     </w:p>
     <w:sectPr>
       <w:pgSz w:w="12240" w:h="15840"/>
       <w:pgMar w:top="1440" w:right="1440" w:bottom="1440" w:left="1440" w:header="720" w:footer="720" w:gutter="0"/>
-      <w:pgBorders w:display="firstPage" w:offsetFrom="page">
-        <w:top w:val="twistedLines1" w:sz="18" w:space="24" w:color="0F4761" w:themeColor="accent1" w:themeShade="BF"/>
-        <w:left w:val="twistedLines1" w:sz="18" w:space="24" w:color="0F4761" w:themeColor="accent1" w:themeShade="BF"/>
-        <w:bottom w:val="twistedLines1" w:sz="18" w:space="24" w:color="0F4761" w:themeColor="accent1" w:themeShade="BF"/>
-        <w:right w:val="twistedLines1" w:sz="18" w:space="24" w:color="0F4761" w:themeColor="accent1" w:themeShade="BF"/>
-      </w:pgBorders>
       <w:cols w:space="720"/>
       <w:docGrid w:linePitch="360"/>
     </w:sectPr>
@@ -2071,8 +2337,58 @@
 </w:document>
 </file>
 
+<file path=word/endnotes.xml><?xml version="1.0" encoding="utf-8"?>
+<w:endnotes xmlns:wpc="http://schemas.microsoft.com/office/word/2010/wordprocessingCanvas" xmlns:cx="http://schemas.microsoft.com/office/drawing/2014/chartex" xmlns:mc="http://schemas.openxmlformats.org/markup-compatibility/2006" xmlns:o="urn:schemas-microsoft-com:office:office" xmlns:r="http://schemas.openxmlformats.org/officeDocument/2006/relationships" xmlns:m="http://schemas.openxmlformats.org/officeDocument/2006/math" xmlns:v="urn:schemas-microsoft-com:vml" xmlns:wp14="http://schemas.microsoft.com/office/word/2010/wordprocessingDrawing" xmlns:wp="http://schemas.openxmlformats.org/drawingml/2006/wordprocessingDrawing" xmlns:w10="urn:schemas-microsoft-com:office:word" xmlns:w="http://schemas.openxmlformats.org/wordprocessingml/2006/main" xmlns:w14="http://schemas.microsoft.com/office/word/2010/wordml" xmlns:w15="http://schemas.microsoft.com/office/word/2012/wordml" xmlns:w16se="http://schemas.microsoft.com/office/word/2015/wordml/symex" xmlns:wpg="http://schemas.microsoft.com/office/word/2010/wordprocessingGroup" xmlns:wpi="http://schemas.microsoft.com/office/word/2010/wordprocessingInk" xmlns:wne="http://schemas.microsoft.com/office/word/2006/wordml" xmlns:wps="http://schemas.microsoft.com/office/word/2010/wordprocessingShape" mc:Ignorable="w14 w15 w16se wp14">
+  <w:endnote w:type="separator" w:id="-1">
+    <w:p>
+      <w:pPr>
+        <w:spacing w:after="0" w:line="240" w:lineRule="auto"/>
+      </w:pPr>
+      <w:r>
+        <w:separator/>
+      </w:r>
+    </w:p>
+  </w:endnote>
+  <w:endnote w:type="continuationSeparator" w:id="0">
+    <w:p>
+      <w:pPr>
+        <w:spacing w:after="0" w:line="240" w:lineRule="auto"/>
+      </w:pPr>
+      <w:r>
+        <w:continuationSeparator/>
+      </w:r>
+    </w:p>
+  </w:endnote>
+</w:endnotes>
+</file>
+
+<file path=word/footnotes.xml><?xml version="1.0" encoding="utf-8"?>
+<w:footnotes xmlns:wpc="http://schemas.microsoft.com/office/word/2010/wordprocessingCanvas" xmlns:cx="http://schemas.microsoft.com/office/drawing/2014/chartex" xmlns:mc="http://schemas.openxmlformats.org/markup-compatibility/2006" xmlns:o="urn:schemas-microsoft-com:office:office" xmlns:r="http://schemas.openxmlformats.org/officeDocument/2006/relationships" xmlns:m="http://schemas.openxmlformats.org/officeDocument/2006/math" xmlns:v="urn:schemas-microsoft-com:vml" xmlns:wp14="http://schemas.microsoft.com/office/word/2010/wordprocessingDrawing" xmlns:wp="http://schemas.openxmlformats.org/drawingml/2006/wordprocessingDrawing" xmlns:w10="urn:schemas-microsoft-com:office:word" xmlns:w="http://schemas.openxmlformats.org/wordprocessingml/2006/main" xmlns:w14="http://schemas.microsoft.com/office/word/2010/wordml" xmlns:w15="http://schemas.microsoft.com/office/word/2012/wordml" xmlns:w16se="http://schemas.microsoft.com/office/word/2015/wordml/symex" xmlns:wpg="http://schemas.microsoft.com/office/word/2010/wordprocessingGroup" xmlns:wpi="http://schemas.microsoft.com/office/word/2010/wordprocessingInk" xmlns:wne="http://schemas.microsoft.com/office/word/2006/wordml" xmlns:wps="http://schemas.microsoft.com/office/word/2010/wordprocessingShape" mc:Ignorable="w14 w15 w16se wp14">
+  <w:footnote w:type="separator" w:id="-1">
+    <w:p>
+      <w:pPr>
+        <w:spacing w:after="0" w:line="240" w:lineRule="auto"/>
+      </w:pPr>
+      <w:r>
+        <w:separator/>
+      </w:r>
+    </w:p>
+  </w:footnote>
+  <w:footnote w:type="continuationSeparator" w:id="0">
+    <w:p>
+      <w:pPr>
+        <w:spacing w:after="0" w:line="240" w:lineRule="auto"/>
+      </w:pPr>
+      <w:r>
+        <w:continuationSeparator/>
+      </w:r>
+    </w:p>
+  </w:footnote>
+</w:footnotes>
+</file>
+
 <file path=word/numbering.xml><?xml version="1.0" encoding="utf-8"?>
-<w:numbering xmlns:wpc="http://schemas.microsoft.com/office/word/2010/wordprocessingCanvas" xmlns:cx="http://schemas.microsoft.com/office/drawing/2014/chartex" xmlns:cx1="http://schemas.microsoft.com/office/drawing/2015/9/8/chartex" xmlns:cx2="http://schemas.microsoft.com/office/drawing/2015/10/21/chartex" xmlns:cx3="http://schemas.microsoft.com/office/drawing/2016/5/9/chartex" xmlns:cx4="http://schemas.microsoft.com/office/drawing/2016/5/10/chartex" xmlns:cx5="http://schemas.microsoft.com/office/drawing/2016/5/11/chartex" xmlns:cx6="http://schemas.microsoft.com/office/drawing/2016/5/12/chartex" xmlns:cx7="http://schemas.microsoft.com/office/drawing/2016/5/13/chartex" xmlns:cx8="http://schemas.microsoft.com/office/drawing/2016/5/14/chartex" xmlns:mc="http://schemas.openxmlformats.org/markup-compatibility/2006" xmlns:aink="http://schemas.microsoft.com/office/drawing/2016/ink" xmlns:am3d="http://schemas.microsoft.com/office/drawing/2017/model3d" xmlns:o="urn:schemas-microsoft-com:office:office" xmlns:oel="http://schemas.microsoft.com/office/2019/extlst" xmlns:r="http://schemas.openxmlformats.org/officeDocument/2006/relationships" xmlns:m="http://schemas.openxmlformats.org/officeDocument/2006/math" xmlns:v="urn:schemas-microsoft-com:vml" xmlns:wp14="http://schemas.microsoft.com/office/word/2010/wordprocessingDrawing" xmlns:wp="http://schemas.openxmlformats.org/drawingml/2006/wordprocessingDrawing" xmlns:w10="urn:schemas-microsoft-com:office:word" xmlns:w="http://schemas.openxmlformats.org/wordprocessingml/2006/main" xmlns:w14="http://schemas.microsoft.com/office/word/2010/wordml" xmlns:w15="http://schemas.microsoft.com/office/word/2012/wordml" xmlns:w16cex="http://schemas.microsoft.com/office/word/2018/wordml/cex" xmlns:w16cid="http://schemas.microsoft.com/office/word/2016/wordml/cid" xmlns:w16="http://schemas.microsoft.com/office/word/2018/wordml" xmlns:w16du="http://schemas.microsoft.com/office/word/2023/wordml/word16du" xmlns:w16sdtdh="http://schemas.microsoft.com/office/word/2020/wordml/sdtdatahash" xmlns:w16se="http://schemas.microsoft.com/office/word/2015/wordml/symex" xmlns:wpg="http://schemas.microsoft.com/office/word/2010/wordprocessingGroup" xmlns:wpi="http://schemas.microsoft.com/office/word/2010/wordprocessingInk" xmlns:wne="http://schemas.microsoft.com/office/word/2006/wordml" xmlns:wps="http://schemas.microsoft.com/office/word/2010/wordprocessingShape" mc:Ignorable="w14 w15 w16se w16cid w16 w16cex w16sdtdh w16du wp14">
+<w:numbering xmlns:wpc="http://schemas.microsoft.com/office/word/2010/wordprocessingCanvas" xmlns:cx="http://schemas.microsoft.com/office/drawing/2014/chartex" xmlns:mc="http://schemas.openxmlformats.org/markup-compatibility/2006" xmlns:o="urn:schemas-microsoft-com:office:office" xmlns:r="http://schemas.openxmlformats.org/officeDocument/2006/relationships" xmlns:m="http://schemas.openxmlformats.org/officeDocument/2006/math" xmlns:v="urn:schemas-microsoft-com:vml" xmlns:wp14="http://schemas.microsoft.com/office/word/2010/wordprocessingDrawing" xmlns:wp="http://schemas.openxmlformats.org/drawingml/2006/wordprocessingDrawing" xmlns:w10="urn:schemas-microsoft-com:office:word" xmlns:w="http://schemas.openxmlformats.org/wordprocessingml/2006/main" xmlns:w14="http://schemas.microsoft.com/office/word/2010/wordml" xmlns:w15="http://schemas.microsoft.com/office/word/2012/wordml" xmlns:w16se="http://schemas.microsoft.com/office/word/2015/wordml/symex" xmlns:wpg="http://schemas.microsoft.com/office/word/2010/wordprocessingGroup" xmlns:wpi="http://schemas.microsoft.com/office/word/2010/wordprocessingInk" xmlns:wne="http://schemas.microsoft.com/office/word/2006/wordml" xmlns:wps="http://schemas.microsoft.com/office/word/2010/wordprocessingShape" mc:Ignorable="w14 w15 w16se wp14">
   <w:abstractNum w:abstractNumId="0" w15:restartNumberingAfterBreak="0">
     <w:nsid w:val="00641E0D"/>
     <w:multiLevelType w:val="hybridMultilevel"/>
@@ -5669,100 +5985,100 @@
       </w:rPr>
     </w:lvl>
   </w:abstractNum>
-  <w:num w:numId="1" w16cid:durableId="1516766961">
+  <w:num w:numId="1">
     <w:abstractNumId w:val="1"/>
   </w:num>
-  <w:num w:numId="2" w16cid:durableId="1838840238">
+  <w:num w:numId="2">
     <w:abstractNumId w:val="2"/>
   </w:num>
-  <w:num w:numId="3" w16cid:durableId="233902409">
+  <w:num w:numId="3">
     <w:abstractNumId w:val="3"/>
   </w:num>
-  <w:num w:numId="4" w16cid:durableId="1933590486">
+  <w:num w:numId="4">
     <w:abstractNumId w:val="26"/>
   </w:num>
-  <w:num w:numId="5" w16cid:durableId="710423938">
+  <w:num w:numId="5">
     <w:abstractNumId w:val="12"/>
   </w:num>
-  <w:num w:numId="6" w16cid:durableId="1006395312">
+  <w:num w:numId="6">
     <w:abstractNumId w:val="6"/>
   </w:num>
-  <w:num w:numId="7" w16cid:durableId="413357980">
+  <w:num w:numId="7">
     <w:abstractNumId w:val="21"/>
   </w:num>
-  <w:num w:numId="8" w16cid:durableId="1893613410">
+  <w:num w:numId="8">
     <w:abstractNumId w:val="22"/>
   </w:num>
-  <w:num w:numId="9" w16cid:durableId="705331163">
+  <w:num w:numId="9">
     <w:abstractNumId w:val="19"/>
   </w:num>
-  <w:num w:numId="10" w16cid:durableId="120464691">
+  <w:num w:numId="10">
     <w:abstractNumId w:val="15"/>
   </w:num>
-  <w:num w:numId="11" w16cid:durableId="2142261940">
+  <w:num w:numId="11">
     <w:abstractNumId w:val="33"/>
   </w:num>
-  <w:num w:numId="12" w16cid:durableId="1392998260">
+  <w:num w:numId="12">
     <w:abstractNumId w:val="23"/>
   </w:num>
-  <w:num w:numId="13" w16cid:durableId="797450935">
+  <w:num w:numId="13">
     <w:abstractNumId w:val="27"/>
   </w:num>
-  <w:num w:numId="14" w16cid:durableId="1513448043">
+  <w:num w:numId="14">
     <w:abstractNumId w:val="25"/>
   </w:num>
-  <w:num w:numId="15" w16cid:durableId="571474756">
+  <w:num w:numId="15">
     <w:abstractNumId w:val="29"/>
   </w:num>
-  <w:num w:numId="16" w16cid:durableId="1408914166">
+  <w:num w:numId="16">
     <w:abstractNumId w:val="30"/>
   </w:num>
-  <w:num w:numId="17" w16cid:durableId="1979722817">
+  <w:num w:numId="17">
     <w:abstractNumId w:val="0"/>
   </w:num>
-  <w:num w:numId="18" w16cid:durableId="1329795230">
+  <w:num w:numId="18">
     <w:abstractNumId w:val="11"/>
   </w:num>
-  <w:num w:numId="19" w16cid:durableId="770900998">
+  <w:num w:numId="19">
     <w:abstractNumId w:val="7"/>
   </w:num>
-  <w:num w:numId="20" w16cid:durableId="1998873330">
+  <w:num w:numId="20">
     <w:abstractNumId w:val="32"/>
   </w:num>
-  <w:num w:numId="21" w16cid:durableId="792789337">
+  <w:num w:numId="21">
     <w:abstractNumId w:val="24"/>
   </w:num>
-  <w:num w:numId="22" w16cid:durableId="1563249310">
+  <w:num w:numId="22">
     <w:abstractNumId w:val="17"/>
   </w:num>
-  <w:num w:numId="23" w16cid:durableId="2058120166">
+  <w:num w:numId="23">
     <w:abstractNumId w:val="5"/>
   </w:num>
-  <w:num w:numId="24" w16cid:durableId="1524202453">
+  <w:num w:numId="24">
     <w:abstractNumId w:val="9"/>
   </w:num>
-  <w:num w:numId="25" w16cid:durableId="1675840882">
+  <w:num w:numId="25">
     <w:abstractNumId w:val="14"/>
   </w:num>
-  <w:num w:numId="26" w16cid:durableId="1297024332">
+  <w:num w:numId="26">
     <w:abstractNumId w:val="20"/>
   </w:num>
-  <w:num w:numId="27" w16cid:durableId="1043871357">
+  <w:num w:numId="27">
     <w:abstractNumId w:val="4"/>
   </w:num>
-  <w:num w:numId="28" w16cid:durableId="308366673">
+  <w:num w:numId="28">
     <w:abstractNumId w:val="13"/>
   </w:num>
-  <w:num w:numId="29" w16cid:durableId="932788472">
+  <w:num w:numId="29">
     <w:abstractNumId w:val="16"/>
   </w:num>
-  <w:num w:numId="30" w16cid:durableId="1011295995">
+  <w:num w:numId="30">
     <w:abstractNumId w:val="8"/>
   </w:num>
-  <w:num w:numId="31" w16cid:durableId="124004961">
+  <w:num w:numId="31">
     <w:abstractNumId w:val="28"/>
   </w:num>
-  <w:num w:numId="32" w16cid:durableId="1810782322">
+  <w:num w:numId="32">
     <w:abstractNumId w:val="31"/>
     <w:lvlOverride w:ilvl="0">
       <w:startOverride w:val="1"/>
@@ -5792,19 +6108,10 @@
       <w:startOverride w:val="1"/>
     </w:lvlOverride>
   </w:num>
-  <w:num w:numId="33" w16cid:durableId="425082984">
+  <w:num w:numId="33">
     <w:abstractNumId w:val="18"/>
-    <w:lvlOverride w:ilvl="0"/>
-    <w:lvlOverride w:ilvl="1"/>
-    <w:lvlOverride w:ilvl="2"/>
-    <w:lvlOverride w:ilvl="3"/>
-    <w:lvlOverride w:ilvl="4"/>
-    <w:lvlOverride w:ilvl="5"/>
-    <w:lvlOverride w:ilvl="6"/>
-    <w:lvlOverride w:ilvl="7"/>
-    <w:lvlOverride w:ilvl="8"/>
   </w:num>
-  <w:num w:numId="34" w16cid:durableId="658195241">
+  <w:num w:numId="34">
     <w:abstractNumId w:val="10"/>
     <w:lvlOverride w:ilvl="0">
       <w:startOverride w:val="1"/>
@@ -5838,7 +6145,7 @@
 </file>
 
 <file path=word/styles.xml><?xml version="1.0" encoding="utf-8"?>
-<w:styles xmlns:mc="http://schemas.openxmlformats.org/markup-compatibility/2006" xmlns:r="http://schemas.openxmlformats.org/officeDocument/2006/relationships" xmlns:w="http://schemas.openxmlformats.org/wordprocessingml/2006/main" xmlns:w14="http://schemas.microsoft.com/office/word/2010/wordml" xmlns:w15="http://schemas.microsoft.com/office/word/2012/wordml" xmlns:w16cex="http://schemas.microsoft.com/office/word/2018/wordml/cex" xmlns:w16cid="http://schemas.microsoft.com/office/word/2016/wordml/cid" xmlns:w16="http://schemas.microsoft.com/office/word/2018/wordml" xmlns:w16du="http://schemas.microsoft.com/office/word/2023/wordml/word16du" xmlns:w16sdtdh="http://schemas.microsoft.com/office/word/2020/wordml/sdtdatahash" xmlns:w16se="http://schemas.microsoft.com/office/word/2015/wordml/symex" mc:Ignorable="w14 w15 w16se w16cid w16 w16cex w16sdtdh w16du">
+<w:styles xmlns:mc="http://schemas.openxmlformats.org/markup-compatibility/2006" xmlns:r="http://schemas.openxmlformats.org/officeDocument/2006/relationships" xmlns:w="http://schemas.openxmlformats.org/wordprocessingml/2006/main" xmlns:w14="http://schemas.microsoft.com/office/word/2010/wordml" xmlns:w15="http://schemas.microsoft.com/office/word/2012/wordml" xmlns:w16se="http://schemas.microsoft.com/office/word/2015/wordml/symex" mc:Ignorable="w14 w15 w16se">
   <w:docDefaults>
     <w:rPrDefault>
       <w:rPr>
@@ -5856,7 +6163,7 @@
       </w:pPr>
     </w:pPrDefault>
   </w:docDefaults>
-  <w:latentStyles w:defLockedState="0" w:defUIPriority="99" w:defSemiHidden="0" w:defUnhideWhenUsed="0" w:defQFormat="0" w:count="376">
+  <w:latentStyles w:defLockedState="0" w:defUIPriority="99" w:defSemiHidden="0" w:defUnhideWhenUsed="0" w:defQFormat="0" w:count="371">
     <w:lsdException w:name="Normal" w:uiPriority="0" w:qFormat="1"/>
     <w:lsdException w:name="heading 1" w:uiPriority="9" w:qFormat="1"/>
     <w:lsdException w:name="heading 2" w:semiHidden="1" w:uiPriority="9" w:unhideWhenUsed="1" w:qFormat="1"/>
@@ -6228,11 +6535,6 @@
     <w:lsdException w:name="List Table 5 Dark Accent 6" w:uiPriority="50"/>
     <w:lsdException w:name="List Table 6 Colorful Accent 6" w:uiPriority="51"/>
     <w:lsdException w:name="List Table 7 Colorful Accent 6" w:uiPriority="52"/>
-    <w:lsdException w:name="Mention" w:semiHidden="1" w:unhideWhenUsed="1"/>
-    <w:lsdException w:name="Smart Hyperlink" w:semiHidden="1" w:unhideWhenUsed="1"/>
-    <w:lsdException w:name="Hashtag" w:semiHidden="1" w:unhideWhenUsed="1"/>
-    <w:lsdException w:name="Unresolved Mention" w:semiHidden="1" w:unhideWhenUsed="1"/>
-    <w:lsdException w:name="Smart Link" w:semiHidden="1" w:unhideWhenUsed="1"/>
   </w:latentStyles>
   <w:style w:type="paragraph" w:default="1" w:styleId="Normal">
     <w:name w:val="Normal"/>
@@ -6440,6 +6742,7 @@
   <w:style w:type="character" w:default="1" w:styleId="DefaultParagraphFont">
     <w:name w:val="Default Paragraph Font"/>
     <w:uiPriority w:val="1"/>
+    <w:semiHidden/>
     <w:unhideWhenUsed/>
   </w:style>
   <w:style w:type="table" w:default="1" w:styleId="TableNormal">
@@ -6779,6 +7082,69 @@
       </w:tblBorders>
     </w:tblPr>
   </w:style>
+  <w:style w:type="paragraph" w:styleId="Caption">
+    <w:name w:val="caption"/>
+    <w:basedOn w:val="Normal"/>
+    <w:next w:val="Normal"/>
+    <w:uiPriority w:val="35"/>
+    <w:unhideWhenUsed/>
+    <w:qFormat/>
+    <w:rsid w:val="006604A2"/>
+    <w:pPr>
+      <w:spacing w:after="200" w:line="240" w:lineRule="auto"/>
+    </w:pPr>
+    <w:rPr>
+      <w:i/>
+      <w:iCs/>
+      <w:color w:val="0E2841" w:themeColor="text2"/>
+      <w:sz w:val="18"/>
+      <w:szCs w:val="18"/>
+    </w:rPr>
+  </w:style>
+  <w:style w:type="paragraph" w:styleId="Header">
+    <w:name w:val="header"/>
+    <w:basedOn w:val="Normal"/>
+    <w:link w:val="HeaderChar"/>
+    <w:uiPriority w:val="99"/>
+    <w:unhideWhenUsed/>
+    <w:rsid w:val="006604A2"/>
+    <w:pPr>
+      <w:tabs>
+        <w:tab w:val="center" w:pos="4680"/>
+        <w:tab w:val="right" w:pos="9360"/>
+      </w:tabs>
+      <w:spacing w:after="0" w:line="240" w:lineRule="auto"/>
+    </w:pPr>
+  </w:style>
+  <w:style w:type="character" w:customStyle="1" w:styleId="HeaderChar">
+    <w:name w:val="Header Char"/>
+    <w:basedOn w:val="DefaultParagraphFont"/>
+    <w:link w:val="Header"/>
+    <w:uiPriority w:val="99"/>
+    <w:rsid w:val="006604A2"/>
+  </w:style>
+  <w:style w:type="paragraph" w:styleId="Footer">
+    <w:name w:val="footer"/>
+    <w:basedOn w:val="Normal"/>
+    <w:link w:val="FooterChar"/>
+    <w:uiPriority w:val="99"/>
+    <w:unhideWhenUsed/>
+    <w:rsid w:val="006604A2"/>
+    <w:pPr>
+      <w:tabs>
+        <w:tab w:val="center" w:pos="4680"/>
+        <w:tab w:val="right" w:pos="9360"/>
+      </w:tabs>
+      <w:spacing w:after="0" w:line="240" w:lineRule="auto"/>
+    </w:pPr>
+  </w:style>
+  <w:style w:type="character" w:customStyle="1" w:styleId="FooterChar">
+    <w:name w:val="Footer Char"/>
+    <w:basedOn w:val="DefaultParagraphFont"/>
+    <w:link w:val="Footer"/>
+    <w:uiPriority w:val="99"/>
+    <w:rsid w:val="006604A2"/>
+  </w:style>
 </w:styles>
 </file>
 
@@ -7082,7 +7448,7 @@
 </file>
 
 <file path=customXml/itemProps1.xml><?xml version="1.0" encoding="utf-8"?>
-<ds:datastoreItem xmlns:ds="http://schemas.openxmlformats.org/officeDocument/2006/customXml" ds:itemID="{076F35F4-8E50-4FF4-B3E6-5DA920065262}">
+<ds:datastoreItem xmlns:ds="http://schemas.openxmlformats.org/officeDocument/2006/customXml" ds:itemID="{8ADF0BE5-E511-4424-B86D-140C3A9A5FD1}">
   <ds:schemaRefs>
     <ds:schemaRef ds:uri="http://schemas.openxmlformats.org/officeDocument/2006/bibliography"/>
   </ds:schemaRefs>
